--- a/downloads/student/ai-2-week-33.docx
+++ b/downloads/student/ai-2-week-33.docx
@@ -2321,6 +2321,16 @@
     <w:p>
       <w:r>
         <w:t>Toy preference weights do not imply shorter or illustrated books are universally better for all learners.</w:t>
+      </w:r>
+    </w:p>
+    <w:p>
+      <w:r>
+        <w:t>Read the labelled picture: Explain why B does not win after D is excluded even though it has fewer pages.</w:t>
+      </w:r>
+    </w:p>
+    <w:p>
+      <w:r>
+        <w:t>Change one thing: Change D’s pages to 91, leaving every other field unchanged. Predict the result before checking the explanation. What remains the same?</w:t>
       </w:r>
     </w:p>
     <w:p>
@@ -4410,6 +4420,187 @@
     <w:p>
       <w:r>
         <w:t>Attempt the independent case before hints. Record whether you worked alone, used a hint or followed a model. After feedback, fix the first unsupported step and explain why it changed. A later check uses a changed case, not a copied answer.</w:t>
+      </w:r>
+    </w:p>
+    <w:p>
+      <w:pPr>
+        <w:pStyle w:val="Heading1"/>
+      </w:pPr>
+      <w:r>
+        <w:t>15. Your lesson route</w:t>
+      </w:r>
+    </w:p>
+    <w:p>
+      <w:r>
+        <w:t>Start with this question: A fictional book chooser filters a request before comparing preference scores.</w:t>
+      </w:r>
+    </w:p>
+    <w:tbl>
+      <w:tblPr>
+        <w:tblStyle w:val="LightShading-Accent1"/>
+        <w:tblW w:type="auto" w:w="0"/>
+        <w:tblLook w:firstColumn="1" w:firstRow="1" w:lastColumn="0" w:lastRow="0" w:noHBand="0" w:noVBand="1" w:val="04A0"/>
+      </w:tblPr>
+      <w:tblGrid>
+        <w:gridCol w:w="5112"/>
+        <w:gridCol w:w="5112"/>
+      </w:tblGrid>
+      <w:tr>
+        <w:trPr>
+          <w:tblHeader/>
+        </w:trPr>
+        <w:tc>
+          <w:tcPr>
+            <w:tcW w:type="dxa" w:w="5112"/>
+          </w:tcPr>
+          <w:p>
+            <w:r>
+              <w:t>By the end, I can</w:t>
+            </w:r>
+          </w:p>
+        </w:tc>
+        <w:tc>
+          <w:tcPr>
+            <w:tcW w:type="dxa" w:w="5112"/>
+          </w:tcPr>
+          <w:p>
+            <w:r>
+              <w:t>How I will show it</w:t>
+            </w:r>
+          </w:p>
+        </w:tc>
+      </w:tr>
+      <w:tr>
+        <w:tc>
+          <w:tcPr>
+            <w:tcW w:type="dxa" w:w="5112"/>
+          </w:tcPr>
+          <w:p>
+            <w:r>
+              <w:t>Implement a deterministic recommender</w:t>
+            </w:r>
+          </w:p>
+        </w:tc>
+        <w:tc>
+          <w:tcPr>
+            <w:tcW w:type="dxa" w:w="5112"/>
+          </w:tcPr>
+          <w:p>
+            <w:r>
+              <w:t>Explain the deciding step, show a trace or test, and state one limit.</w:t>
+            </w:r>
+          </w:p>
+        </w:tc>
+      </w:tr>
+      <w:tr>
+        <w:tc>
+          <w:tcPr>
+            <w:tcW w:type="dxa" w:w="5112"/>
+          </w:tcPr>
+          <w:p>
+            <w:r>
+              <w:t>Handle ties and no eligible options</w:t>
+            </w:r>
+          </w:p>
+        </w:tc>
+        <w:tc>
+          <w:tcPr>
+            <w:tcW w:type="dxa" w:w="5112"/>
+          </w:tcPr>
+          <w:p>
+            <w:r>
+              <w:t>Explain the deciding step, show a trace or test, and state one limit.</w:t>
+            </w:r>
+          </w:p>
+        </w:tc>
+      </w:tr>
+      <w:tr>
+        <w:tc>
+          <w:tcPr>
+            <w:tcW w:type="dxa" w:w="5112"/>
+          </w:tcPr>
+          <w:p>
+            <w:r>
+              <w:t>Explain recommendations with their limits</w:t>
+            </w:r>
+          </w:p>
+        </w:tc>
+        <w:tc>
+          <w:tcPr>
+            <w:tcW w:type="dxa" w:w="5112"/>
+          </w:tcPr>
+          <w:p>
+            <w:r>
+              <w:t>Explain the deciding step, show a trace or test, and state one limit.</w:t>
+            </w:r>
+          </w:p>
+        </w:tc>
+      </w:tr>
+    </w:tbl>
+    <w:p>
+      <w:r>
+        <w:t>Remember → watch and explain → try with help → investigate → try independently → keep project evidence. Your teacher may spread this lesson across several classes.</w:t>
+      </w:r>
+    </w:p>
+    <w:p>
+      <w:r>
+        <w:t>Keep your first prediction. Compare it with what the evidence shows and explain any change.</w:t>
+      </w:r>
+    </w:p>
+    <w:p>
+      <w:pPr>
+        <w:pStyle w:val="Heading1"/>
+      </w:pPr>
+      <w:r>
+        <w:t>16. Finish and return</w:t>
+      </w:r>
+    </w:p>
+    <w:p>
+      <w:r>
+        <w:t>Close your notes. Explain this goal in your own words: Implement a deterministic recommender</w:t>
+      </w:r>
+    </w:p>
+    <w:p>
+      <w:pPr>
+        <w:pStyle w:val="Heading3"/>
+      </w:pPr>
+      <w:r>
+        <w:t>My deciding step, evidence and one remaining question</w:t>
+      </w:r>
+    </w:p>
+    <w:p>
+      <w:r>
+        <w:t>________________________________________________________________</w:t>
+      </w:r>
+    </w:p>
+    <w:p>
+      <w:r>
+        <w:t>________________________________________________________________</w:t>
+      </w:r>
+    </w:p>
+    <w:p>
+      <w:r>
+        <w:t>________________________________________________________________</w:t>
+      </w:r>
+    </w:p>
+    <w:p>
+      <w:r>
+        <w:t>________________________________________________________________</w:t>
+      </w:r>
+    </w:p>
+    <w:p>
+      <w:r>
+        <w:t>________________________________________________________________</w:t>
+      </w:r>
+    </w:p>
+    <w:p>
+      <w:r>
+        <w:t>If you are unsure, return to the worked picture and explain one arrow. If you are ready, change an input or assumption and justify your prediction.</w:t>
+      </w:r>
+    </w:p>
+    <w:p>
+      <w:r>
+        <w:t>Save your workbook evidence. At the next review, try a different case before opening your old answer.</w:t>
       </w:r>
     </w:p>
     <w:sectPr>

--- a/downloads/student/ai-2-week-33.docx
+++ b/downloads/student/ai-2-week-33.docx
@@ -4601,6 +4601,220 @@
     <w:p>
       <w:r>
         <w:t>Save your workbook evidence. At the next review, try a different case before opening your old answer.</w:t>
+      </w:r>
+    </w:p>
+    <w:p>
+      <w:pPr>
+        <w:pStyle w:val="Heading1"/>
+      </w:pPr>
+      <w:r>
+        <w:t>17. Supported practice, repair and portfolio</w:t>
+      </w:r>
+    </w:p>
+    <w:p>
+      <w:r>
+        <w:t>Use this supported practice once, in the browser or on paper. Keep the reserved independent assessment for a separate first attempt before teacher feedback.</w:t>
+      </w:r>
+    </w:p>
+    <w:p>
+      <w:r>
+        <w:t>A fictional book chooser filters a request before comparing preference scores.</w:t>
+      </w:r>
+    </w:p>
+    <w:p>
+      <w:pPr>
+        <w:pStyle w:val="Heading3"/>
+      </w:pPr>
+      <w:r>
+        <w:t>Practice 1: explain the deciding evidence</w:t>
+      </w:r>
+    </w:p>
+    <w:p>
+      <w:r>
+        <w:t>Which labelled step matches this detail? Reordering the input rows must not change D’s unique winning score.</w:t>
+      </w:r>
+    </w:p>
+    <w:p>
+      <w:r>
+        <w:t>1. Choose best</w:t>
+      </w:r>
+    </w:p>
+    <w:p>
+      <w:r>
+        <w:t>2. Filter</w:t>
+      </w:r>
+    </w:p>
+    <w:p>
+      <w:r>
+        <w:t>3. Deterministic output</w:t>
+      </w:r>
+    </w:p>
+    <w:p>
+      <w:r>
+        <w:t>4. Compute scores</w:t>
+      </w:r>
+    </w:p>
+    <w:p>
+      <w:pPr>
+        <w:pStyle w:val="Heading3"/>
+      </w:pPr>
+      <w:r>
+        <w:t>My selected conclusion, deciding fact and explanation</w:t>
+      </w:r>
+    </w:p>
+    <w:p>
+      <w:r>
+        <w:t>________________________________________________________________</w:t>
+      </w:r>
+    </w:p>
+    <w:p>
+      <w:r>
+        <w:t>________________________________________________________________</w:t>
+      </w:r>
+    </w:p>
+    <w:p>
+      <w:r>
+        <w:t>________________________________________________________________</w:t>
+      </w:r>
+    </w:p>
+    <w:p>
+      <w:r>
+        <w:t>________________________________________________________________</w:t>
+      </w:r>
+    </w:p>
+    <w:p>
+      <w:r>
+        <w:t>________________________________________________________________</w:t>
+      </w:r>
+    </w:p>
+    <w:p>
+      <w:r>
+        <w:t>Hint if needed: Read the steps in the pictorial case. Match the supplied detail to the stage that performs or records it.</w:t>
+      </w:r>
+    </w:p>
+    <w:p>
+      <w:r>
+        <w:t>After your attempt, compare with the supported explanation: Deterministic output Reordering the input rows must not change D’s unique winning score. Eligibility and ranking answer different questions. C has a high preference score but is not an animal book, so it must stay excluded. The implementation needs a no-match result and explicit tie policy even when this example has a unique winner. Save rejected reasons for an explanation, not just the final ID.</w:t>
+      </w:r>
+    </w:p>
+    <w:p>
+      <w:pPr>
+        <w:pStyle w:val="Heading3"/>
+      </w:pPr>
+      <w:r>
+        <w:t>Practice 2: explain the deciding evidence</w:t>
+      </w:r>
+    </w:p>
+    <w:p>
+      <w:r>
+        <w:t>Changed-case practice: Change D’s pages to 91, leaving every other field unchanged. Which conclusion is supported by the supplied facts?</w:t>
+      </w:r>
+    </w:p>
+    <w:p>
+      <w:r>
+        <w:t>1. D becomes ineligible, so A wins with score 2.</w:t>
+      </w:r>
+    </w:p>
+    <w:p>
+      <w:r>
+        <w:t>2. This one example guarantees correct results for every future input.</w:t>
+      </w:r>
+    </w:p>
+    <w:p>
+      <w:r>
+        <w:t>3. We can decide the result without examining the changed input or the procedure.</w:t>
+      </w:r>
+    </w:p>
+    <w:p>
+      <w:pPr>
+        <w:pStyle w:val="Heading3"/>
+      </w:pPr>
+      <w:r>
+        <w:t>My selected conclusion, deciding fact and explanation</w:t>
+      </w:r>
+    </w:p>
+    <w:p>
+      <w:r>
+        <w:t>________________________________________________________________</w:t>
+      </w:r>
+    </w:p>
+    <w:p>
+      <w:r>
+        <w:t>________________________________________________________________</w:t>
+      </w:r>
+    </w:p>
+    <w:p>
+      <w:r>
+        <w:t>________________________________________________________________</w:t>
+      </w:r>
+    </w:p>
+    <w:p>
+      <w:r>
+        <w:t>________________________________________________________________</w:t>
+      </w:r>
+    </w:p>
+    <w:p>
+      <w:r>
+        <w:t>________________________________________________________________</w:t>
+      </w:r>
+    </w:p>
+    <w:p>
+      <w:r>
+        <w:t>Hint if needed: Use the changed condition and the deciding step in the pictorial trace. The answer must say what follows from those facts.</w:t>
+      </w:r>
+    </w:p>
+    <w:p>
+      <w:r>
+        <w:t>After your attempt, compare with the supported explanation: D becomes ineligible, so A wins with score 2. The strict excess over the 90-page maximum changes filtering before ranking.</w:t>
+      </w:r>
+    </w:p>
+    <w:p>
+      <w:pPr>
+        <w:pStyle w:val="Heading3"/>
+      </w:pPr>
+      <w:r>
+        <w:t>Repair a missing building block</w:t>
+      </w:r>
+    </w:p>
+    <w:p>
+      <w:r>
+        <w:t>Review Project Problem and Success Test (ai-2/32). Goal: Define a small application purpose. Short practice: Write an equality test and explain which requirement it checks.. Return to this week and explain what you changed.</w:t>
+      </w:r>
+    </w:p>
+    <w:p>
+      <w:r>
+        <w:t>Review Agents and Tools (ai-2/30). Goal: Explain the mechanism and terminology of state machines for bounded agents. Short practice: Can the assistant accept Trace B because its final state is done?. Return to this week and explain what you changed.</w:t>
+      </w:r>
+    </w:p>
+    <w:p>
+      <w:r>
+        <w:t>Review Predictive vs Generative (ai-2/27). Goal: Distinguish discriminative prediction from generation by inspecting the requested output. Short practice: Does matching the physical box in the changed table prove the generator measures boxes?. Return to this week and explain what you changed.</w:t>
+      </w:r>
+    </w:p>
+    <w:p>
+      <w:pPr>
+        <w:pStyle w:val="Heading3"/>
+      </w:pPr>
+      <w:r>
+        <w:t>Predict, run and debug</w:t>
+      </w:r>
+    </w:p>
+    <w:p>
+      <w:r>
+        <w:t>The browser lab lets you edit the supported Python examples already included in this lesson. Predict first, run, inspect the actual output or error, change one input, then run again. Keep code, predictions, actual results and a reasoned revision together. On paper, label your result as a trace rather than an execution.</w:t>
+      </w:r>
+    </w:p>
+    <w:p>
+      <w:pPr>
+        <w:pStyle w:val="Heading3"/>
+      </w:pPr>
+      <w:r>
+        <w:t>Keep your completed work</w:t>
+      </w:r>
+    </w:p>
+    <w:p>
+      <w:r>
+        <w:t>Use Download completed work in the hosted lesson to export your answers, reflections, practice feedback and code-run evidence. Open the HTML copy to read or print it. Drafts stay in this browser when storage is available; clear drafts on a shared device.</w:t>
       </w:r>
     </w:p>
     <w:sectPr>

--- a/downloads/student/ai-2-week-33.docx
+++ b/downloads/student/ai-2-week-33.docx
@@ -42,6 +42,11 @@
       </w:r>
     </w:p>
     <w:p>
+      <w:r>
+        <w:t>Start with the target: Implement a deterministic recommender. Try the recall before opening notes.</w:t>
+      </w:r>
+    </w:p>
+    <w:p>
       <w:pPr>
         <w:pStyle w:val="Heading3"/>
       </w:pPr>
@@ -50,17 +55,59 @@
       </w:r>
     </w:p>
     <w:p>
-      <w:r>
-        <w:t>I can implement a deterministic recommender.</w:t>
-      </w:r>
-    </w:p>
-    <w:p>
-      <w:r>
+      <w:pPr>
+        <w:spacing w:line="336" w:lineRule="auto" w:after="180"/>
+      </w:pPr>
+      <w:r>
+        <w:rPr>
+          <w:b w:val="0"/>
+        </w:rPr>
+        <w:t xml:space="preserve">I can implement a </w:t>
+      </w:r>
+      <w:r>
+        <w:rPr>
+          <w:b/>
+        </w:rPr>
+        <w:t>deterministic</w:t>
+      </w:r>
+      <w:r>
+        <w:rPr>
+          <w:b w:val="0"/>
+        </w:rPr>
+        <w:t xml:space="preserve"> </w:t>
+      </w:r>
+      <w:r>
+        <w:rPr>
+          <w:b/>
+        </w:rPr>
+        <w:t>recommender</w:t>
+      </w:r>
+      <w:r>
+        <w:rPr>
+          <w:b w:val="0"/>
+        </w:rPr>
+        <w:t>.</w:t>
+      </w:r>
+    </w:p>
+    <w:p>
+      <w:pPr>
+        <w:spacing w:line="336" w:lineRule="auto" w:after="180"/>
+      </w:pPr>
+      <w:r>
+        <w:rPr>
+          <w:b w:val="0"/>
+        </w:rPr>
         <w:t>I can handle ties and no eligible options.</w:t>
       </w:r>
     </w:p>
     <w:p>
-      <w:r>
+      <w:pPr>
+        <w:spacing w:line="336" w:lineRule="auto" w:after="180"/>
+      </w:pPr>
+      <w:r>
+        <w:rPr>
+          <w:b w:val="0"/>
+        </w:rPr>
         <w:t>I can explain recommendations with their limits.</w:t>
       </w:r>
     </w:p>
@@ -73,38 +120,122 @@
       </w:r>
     </w:p>
     <w:p>
-      <w:r>
+      <w:pPr>
+        <w:spacing w:line="336" w:lineRule="auto" w:after="180"/>
+      </w:pPr>
+      <w:r>
+        <w:rPr>
+          <w:b w:val="0"/>
+        </w:rPr>
         <w:t>Close your notes first. A rough first answer helps us choose the right starting point; it is not a score for your ability.</w:t>
       </w:r>
     </w:p>
     <w:p>
-      <w:r>
+      <w:pPr>
+        <w:spacing w:line="336" w:lineRule="auto" w:after="180"/>
+      </w:pPr>
+      <w:r>
+        <w:rPr>
+          <w:b w:val="0"/>
+        </w:rPr>
         <w:t>Without opening the old lesson, explain one key idea from Project Problem and Success Test. Give an example and a mistake that the idea helps you avoid.</w:t>
       </w:r>
     </w:p>
     <w:p>
-      <w:r>
+      <w:pPr>
+        <w:spacing w:line="336" w:lineRule="auto" w:after="180"/>
+      </w:pPr>
+      <w:r>
+        <w:rPr>
+          <w:b w:val="0"/>
+        </w:rPr>
         <w:t>Without opening the old lesson, explain one key idea from Agents and Tools. Give an example and a mistake that the idea helps you avoid.</w:t>
       </w:r>
     </w:p>
     <w:p>
-      <w:r>
+      <w:pPr>
+        <w:spacing w:line="336" w:lineRule="auto" w:after="180"/>
+      </w:pPr>
+      <w:r>
+        <w:rPr>
+          <w:b w:val="0"/>
+        </w:rPr>
         <w:t>Without opening the old lesson, explain one key idea from Predictive vs Generative. Give an example and a mistake that the idea helps you avoid.</w:t>
       </w:r>
     </w:p>
     <w:p>
-      <w:r>
-        <w:t>After trying, check the relevant lesson or ask your teacher. Change the part of your explanation that the evidence shows was wrong.</w:t>
-      </w:r>
-    </w:p>
-    <w:p>
-      <w:r>
-        <w:t>Week 33: Build the Recommender</w:t>
-      </w:r>
-    </w:p>
-    <w:p>
-      <w:r>
-        <w:t>A transparent baseline makes later improvements understandable.</w:t>
+      <w:pPr>
+        <w:spacing w:line="336" w:lineRule="auto" w:after="180"/>
+      </w:pPr>
+      <w:r>
+        <w:rPr>
+          <w:b w:val="0"/>
+        </w:rPr>
+        <w:t xml:space="preserve">After trying, check the relevant lesson or ask your teacher. Change the part of your </w:t>
+      </w:r>
+      <w:r>
+        <w:rPr>
+          <w:b/>
+        </w:rPr>
+        <w:t>explanation</w:t>
+      </w:r>
+      <w:r>
+        <w:rPr>
+          <w:b w:val="0"/>
+        </w:rPr>
+        <w:t xml:space="preserve"> that the </w:t>
+      </w:r>
+      <w:r>
+        <w:rPr>
+          <w:b/>
+        </w:rPr>
+        <w:t>evidence</w:t>
+      </w:r>
+      <w:r>
+        <w:rPr>
+          <w:b w:val="0"/>
+        </w:rPr>
+        <w:t xml:space="preserve"> shows was wrong.</w:t>
+      </w:r>
+    </w:p>
+    <w:p>
+      <w:pPr>
+        <w:spacing w:line="336" w:lineRule="auto" w:after="180"/>
+      </w:pPr>
+      <w:r>
+        <w:rPr>
+          <w:b w:val="0"/>
+        </w:rPr>
+        <w:t xml:space="preserve">Week 33: Build the </w:t>
+      </w:r>
+      <w:r>
+        <w:rPr>
+          <w:b/>
+        </w:rPr>
+        <w:t>Recommender</w:t>
+      </w:r>
+    </w:p>
+    <w:p>
+      <w:pPr>
+        <w:spacing w:line="336" w:lineRule="auto" w:after="180"/>
+      </w:pPr>
+      <w:r>
+        <w:rPr>
+          <w:b w:val="0"/>
+        </w:rPr>
+        <w:t xml:space="preserve">A transparent </w:t>
+      </w:r>
+      <w:r>
+        <w:rPr>
+          <w:b/>
+        </w:rPr>
+        <w:t>baseline</w:t>
+      </w:r>
+      <w:r>
+        <w:rPr>
+          <w:b w:val="0"/>
+        </w:rPr>
+        <w:t xml:space="preserve"> makes later improvements understandable.</w:t>
       </w:r>
     </w:p>
     <w:p>
@@ -144,17 +275,47 @@
       </w:r>
     </w:p>
     <w:p>
-      <w:r>
+      <w:pPr>
+        <w:spacing w:line="336" w:lineRule="auto" w:after="180"/>
+      </w:pPr>
+      <w:r>
+        <w:rPr>
+          <w:b/>
+        </w:rPr>
         <w:t>THINKER MISSION</w:t>
       </w:r>
     </w:p>
     <w:p>
-      <w:r>
-        <w:t>Implement a scoring table and produce ranked outputs.</w:t>
-      </w:r>
-    </w:p>
-    <w:p>
-      <w:r>
+      <w:pPr>
+        <w:spacing w:line="336" w:lineRule="auto" w:after="180"/>
+      </w:pPr>
+      <w:r>
+        <w:rPr>
+          <w:b w:val="0"/>
+        </w:rPr>
+        <w:t xml:space="preserve">Implement a scoring table and produce ranked </w:t>
+      </w:r>
+      <w:r>
+        <w:rPr>
+          <w:b/>
+        </w:rPr>
+        <w:t>output</w:t>
+      </w:r>
+      <w:r>
+        <w:rPr>
+          <w:b w:val="0"/>
+        </w:rPr>
+        <w:t>s.</w:t>
+      </w:r>
+    </w:p>
+    <w:p>
+      <w:pPr>
+        <w:spacing w:line="336" w:lineRule="auto" w:after="180"/>
+      </w:pPr>
+      <w:r>
+        <w:rPr>
+          <w:b w:val="0"/>
+        </w:rPr>
         <w:t>Thinker name and date:</w:t>
       </w:r>
     </w:p>
@@ -200,7 +361,14 @@
       </w:r>
     </w:p>
     <w:p>
-      <w:r>
+      <w:pPr>
+        <w:spacing w:line="336" w:lineRule="auto" w:after="180"/>
+        <w:shd w:fill="F5F1FB"/>
+      </w:pPr>
+      <w:r>
+        <w:rPr>
+          <w:b w:val="0"/>
+        </w:rPr>
         <w:t>An option violates a hard duration limit but has the best score. Should it win?</w:t>
       </w:r>
     </w:p>
@@ -213,7 +381,14 @@
       </w:r>
     </w:p>
     <w:p>
-      <w:r>
+      <w:pPr>
+        <w:spacing w:line="336" w:lineRule="auto" w:after="180"/>
+        <w:shd w:fill="F5F1FB"/>
+      </w:pPr>
+      <w:r>
+        <w:rPr>
+          <w:b w:val="0"/>
+        </w:rPr>
         <w:t>What are the steps between raw records and a recommendation?</w:t>
       </w:r>
     </w:p>
@@ -249,8 +424,26 @@
       </w:r>
     </w:p>
     <w:p>
-      <w:r>
-        <w:t>By the end, I can implement deterministic filtering, scoring and ties for a complete catalogue case.</w:t>
+      <w:pPr>
+        <w:spacing w:line="336" w:lineRule="auto" w:after="180"/>
+      </w:pPr>
+      <w:r>
+        <w:rPr>
+          <w:b w:val="0"/>
+        </w:rPr>
+        <w:t xml:space="preserve">By the end, I can implement </w:t>
+      </w:r>
+      <w:r>
+        <w:rPr>
+          <w:b/>
+        </w:rPr>
+        <w:t>deterministic</w:t>
+      </w:r>
+      <w:r>
+        <w:rPr>
+          <w:b w:val="0"/>
+        </w:rPr>
+        <w:t xml:space="preserve"> filtering, scoring and ties for a complete catalogue case.</w:t>
       </w:r>
     </w:p>
     <w:p>
@@ -263,17 +456,52 @@
     </w:p>
     <w:p>
       <w:r>
+        <w:t>Investigate the supplied Build the Recommender case. Separate observations, given facts and assumptions before choosing an explanation.</w:t>
+      </w:r>
+    </w:p>
+    <w:p>
+      <w:pPr>
+        <w:spacing w:line="336" w:lineRule="auto" w:after="180"/>
+      </w:pPr>
+      <w:r>
+        <w:rPr>
+          <w:b/>
+        </w:rPr>
         <w:t>PICTURE STORY</w:t>
       </w:r>
     </w:p>
     <w:p>
-      <w:r>
+      <w:pPr>
+        <w:spacing w:line="336" w:lineRule="auto" w:after="180"/>
+      </w:pPr>
+      <w:r>
+        <w:rPr>
+          <w:b w:val="0"/>
+        </w:rPr>
         <w:t>Notice → Predict → Explain</w:t>
       </w:r>
     </w:p>
     <w:p>
-      <w:r>
-        <w:t>Begin with visible evidence. Do not explain more than the picture and information support.</w:t>
+      <w:pPr>
+        <w:spacing w:line="336" w:lineRule="auto" w:after="180"/>
+      </w:pPr>
+      <w:r>
+        <w:rPr>
+          <w:b w:val="0"/>
+        </w:rPr>
+        <w:t xml:space="preserve">Begin with visible </w:t>
+      </w:r>
+      <w:r>
+        <w:rPr>
+          <w:b/>
+        </w:rPr>
+        <w:t>evidence</w:t>
+      </w:r>
+      <w:r>
+        <w:rPr>
+          <w:b w:val="0"/>
+        </w:rPr>
+        <w:t>. Do not explain more than the picture and information support.</w:t>
       </w:r>
     </w:p>
     <w:p>
@@ -313,18 +541,82 @@
       </w:r>
     </w:p>
     <w:p>
-      <w:r>
+      <w:pPr>
+        <w:pStyle w:val="Heading3"/>
+      </w:pPr>
+      <w:r>
+        <w:t>Start with this puzzle</w:t>
+      </w:r>
+    </w:p>
+    <w:p>
+      <w:pPr>
+        <w:spacing w:line="336" w:lineRule="auto" w:after="180"/>
+        <w:shd w:fill="F1F6FC"/>
+      </w:pPr>
+      <w:r>
+        <w:rPr>
+          <w:b w:val="0"/>
+        </w:rPr>
         <w:t>MYSTERY</w:t>
       </w:r>
     </w:p>
     <w:p>
-      <w:r>
-        <w:t>The learners must use build the recommender to solve a problem. What information do they have? What decision or calculation do they make? What would count as evidence that it worked?</w:t>
-      </w:r>
-    </w:p>
-    <w:p>
-      <w:r>
-        <w:t>Three observations (what you can point to):</w:t>
+      <w:pPr>
+        <w:spacing w:line="336" w:lineRule="auto" w:after="180"/>
+        <w:shd w:fill="F5F1FB"/>
+      </w:pPr>
+      <w:r>
+        <w:rPr>
+          <w:b w:val="0"/>
+        </w:rPr>
+        <w:t xml:space="preserve">The learners must use build the </w:t>
+      </w:r>
+      <w:r>
+        <w:rPr>
+          <w:b/>
+        </w:rPr>
+        <w:t>recommender</w:t>
+      </w:r>
+      <w:r>
+        <w:rPr>
+          <w:b w:val="0"/>
+        </w:rPr>
+        <w:t xml:space="preserve"> to solve a problem. What information do they have? What decision or calculation do they make? What would count as </w:t>
+      </w:r>
+      <w:r>
+        <w:rPr>
+          <w:b/>
+        </w:rPr>
+        <w:t>evidence</w:t>
+      </w:r>
+      <w:r>
+        <w:rPr>
+          <w:b w:val="0"/>
+        </w:rPr>
+        <w:t xml:space="preserve"> that it worked?</w:t>
+      </w:r>
+    </w:p>
+    <w:p>
+      <w:pPr>
+        <w:spacing w:line="336" w:lineRule="auto" w:after="180"/>
+      </w:pPr>
+      <w:r>
+        <w:rPr>
+          <w:b w:val="0"/>
+        </w:rPr>
+        <w:t xml:space="preserve">Three </w:t>
+      </w:r>
+      <w:r>
+        <w:rPr>
+          <w:b/>
+        </w:rPr>
+        <w:t>observation</w:t>
+      </w:r>
+      <w:r>
+        <w:rPr>
+          <w:b w:val="0"/>
+        </w:rPr>
+        <w:t>s (what you can point to):</w:t>
       </w:r>
     </w:p>
     <w:p>
@@ -361,8 +653,26 @@
       </w:r>
     </w:p>
     <w:p>
-      <w:r>
-        <w:t>My prediction and the clue supporting it:</w:t>
+      <w:pPr>
+        <w:spacing w:line="336" w:lineRule="auto" w:after="180"/>
+      </w:pPr>
+      <w:r>
+        <w:rPr>
+          <w:b w:val="0"/>
+        </w:rPr>
+        <w:t xml:space="preserve">My </w:t>
+      </w:r>
+      <w:r>
+        <w:rPr>
+          <w:b/>
+        </w:rPr>
+        <w:t>prediction</w:t>
+      </w:r>
+      <w:r>
+        <w:rPr>
+          <w:b w:val="0"/>
+        </w:rPr>
+        <w:t xml:space="preserve"> and the clue supporting it:</w:t>
       </w:r>
     </w:p>
     <w:p>
@@ -407,8 +717,49 @@
       </w:r>
     </w:p>
     <w:p>
-      <w:r>
-        <w:t>Build a fictional activity recommender using last week's score. Require duration at most a supplied limit. On a tie choose the alphabetically first name. This makes the outcome reproducible rather than dependent on input order. Assume unique names and validated numeric fields.</w:t>
+      <w:pPr>
+        <w:spacing w:line="336" w:lineRule="auto" w:after="180"/>
+      </w:pPr>
+      <w:r>
+        <w:rPr>
+          <w:b w:val="0"/>
+        </w:rPr>
+        <w:t xml:space="preserve">Build a fictional activity </w:t>
+      </w:r>
+      <w:r>
+        <w:rPr>
+          <w:b/>
+        </w:rPr>
+        <w:t>recommender</w:t>
+      </w:r>
+      <w:r>
+        <w:rPr>
+          <w:b w:val="0"/>
+        </w:rPr>
+        <w:t xml:space="preserve"> using last week's score. Require duration at most a supplied limit. On a tie choose the alphabetically first name.</w:t>
+      </w:r>
+    </w:p>
+    <w:p>
+      <w:pPr>
+        <w:spacing w:line="336" w:lineRule="auto" w:after="180"/>
+      </w:pPr>
+      <w:r>
+        <w:rPr>
+          <w:b w:val="0"/>
+        </w:rPr>
+        <w:t xml:space="preserve">This makes the outcome reproducible rather than dependent on </w:t>
+      </w:r>
+      <w:r>
+        <w:rPr>
+          <w:b/>
+        </w:rPr>
+        <w:t>input</w:t>
+      </w:r>
+      <w:r>
+        <w:rPr>
+          <w:b w:val="0"/>
+        </w:rPr>
+        <w:t xml:space="preserve"> order. Assume unique names and validated numeric fields.</w:t>
       </w:r>
     </w:p>
     <w:p>
@@ -420,8 +771,49 @@
       </w:r>
     </w:p>
     <w:p>
-      <w:r>
-        <w:t>Build the validation stage of the planned chooser first. A valid record has nonempty text name, integer minutes 0 through 60 and integer fun and learning ratings 0 through 5. The batch stage must separately check name uniqueness. Only accepted records may reach the Week 24 selection function.</w:t>
+      <w:pPr>
+        <w:spacing w:line="336" w:lineRule="auto" w:after="180"/>
+      </w:pPr>
+      <w:r>
+        <w:rPr>
+          <w:b w:val="0"/>
+        </w:rPr>
+        <w:t xml:space="preserve">Build the validation </w:t>
+      </w:r>
+      <w:r>
+        <w:rPr>
+          <w:b/>
+        </w:rPr>
+        <w:t>stage</w:t>
+      </w:r>
+      <w:r>
+        <w:rPr>
+          <w:b w:val="0"/>
+        </w:rPr>
+        <w:t xml:space="preserve"> of the planned chooser first. A valid record has nonempty text name, integer minutes 0 through 60 and integer fun and learning ratings 0 through 5.</w:t>
+      </w:r>
+    </w:p>
+    <w:p>
+      <w:pPr>
+        <w:spacing w:line="336" w:lineRule="auto" w:after="180"/>
+      </w:pPr>
+      <w:r>
+        <w:rPr>
+          <w:b w:val="0"/>
+        </w:rPr>
+        <w:t xml:space="preserve">The batch </w:t>
+      </w:r>
+      <w:r>
+        <w:rPr>
+          <w:b/>
+        </w:rPr>
+        <w:t>stage</w:t>
+      </w:r>
+      <w:r>
+        <w:rPr>
+          <w:b w:val="0"/>
+        </w:rPr>
+        <w:t xml:space="preserve"> must separately check name uniqueness. Only accepted records may reach the Week 24 selection function.</w:t>
       </w:r>
     </w:p>
     <w:p>
@@ -434,17 +826,82 @@
     </w:p>
     <w:p>
       <w:r>
-        <w:t>VISUAL MECHANISM</w:t>
-      </w:r>
-    </w:p>
-    <w:p>
-      <w:r>
-        <w:t>Input → Process → Output</w:t>
-      </w:r>
-    </w:p>
-    <w:p>
-      <w:r>
-        <w:t>Trace the information. At each stage, ask what changed and how you could test it.</w:t>
+        <w:t>Follow the mechanism for Build the Recommender. Connect each labelled input, deciding step and result.</w:t>
+      </w:r>
+    </w:p>
+    <w:p>
+      <w:pPr>
+        <w:spacing w:line="336" w:lineRule="auto" w:after="180"/>
+      </w:pPr>
+      <w:r>
+        <w:rPr>
+          <w:b/>
+        </w:rPr>
+        <w:t xml:space="preserve">VISUAL </w:t>
+      </w:r>
+      <w:r>
+        <w:rPr>
+          <w:b/>
+        </w:rPr>
+        <w:t>MECHANISM</w:t>
+      </w:r>
+    </w:p>
+    <w:p>
+      <w:pPr>
+        <w:spacing w:line="336" w:lineRule="auto" w:after="180"/>
+      </w:pPr>
+      <w:r>
+        <w:rPr>
+          <w:b/>
+        </w:rPr>
+        <w:t>Input</w:t>
+      </w:r>
+      <w:r>
+        <w:rPr>
+          <w:b w:val="0"/>
+        </w:rPr>
+        <w:t xml:space="preserve"> → </w:t>
+      </w:r>
+      <w:r>
+        <w:rPr>
+          <w:b/>
+        </w:rPr>
+        <w:t>Process</w:t>
+      </w:r>
+      <w:r>
+        <w:rPr>
+          <w:b w:val="0"/>
+        </w:rPr>
+        <w:t xml:space="preserve"> → </w:t>
+      </w:r>
+      <w:r>
+        <w:rPr>
+          <w:b/>
+        </w:rPr>
+        <w:t>Output</w:t>
+      </w:r>
+    </w:p>
+    <w:p>
+      <w:pPr>
+        <w:spacing w:line="336" w:lineRule="auto" w:after="180"/>
+      </w:pPr>
+      <w:r>
+        <w:rPr>
+          <w:b w:val="0"/>
+        </w:rPr>
+        <w:t xml:space="preserve">Trace the information. At each </w:t>
+      </w:r>
+      <w:r>
+        <w:rPr>
+          <w:b/>
+        </w:rPr>
+        <w:t>stage</w:t>
+      </w:r>
+      <w:r>
+        <w:rPr>
+          <w:b w:val="0"/>
+        </w:rPr>
+        <w:t>, ask what changed and how you could test it.</w:t>
       </w:r>
     </w:p>
     <w:p>
@@ -484,7 +941,13 @@
       </w:r>
     </w:p>
     <w:p>
-      <w:r>
+      <w:pPr>
+        <w:spacing w:line="336" w:lineRule="auto" w:after="180"/>
+      </w:pPr>
+      <w:r>
+        <w:rPr>
+          <w:b w:val="0"/>
+        </w:rPr>
         <w:t>↓</w:t>
       </w:r>
     </w:p>
@@ -525,7 +988,13 @@
       </w:r>
     </w:p>
     <w:p>
-      <w:r>
+      <w:pPr>
+        <w:spacing w:line="336" w:lineRule="auto" w:after="180"/>
+      </w:pPr>
+      <w:r>
+        <w:rPr>
+          <w:b w:val="0"/>
+        </w:rPr>
         <w:t>↓</w:t>
       </w:r>
     </w:p>
@@ -566,8 +1035,26 @@
       </w:r>
     </w:p>
     <w:p>
-      <w:r>
-        <w:t>Which stage could fail even when the other two are correct? Explain:</w:t>
+      <w:pPr>
+        <w:spacing w:line="336" w:lineRule="auto" w:after="180"/>
+      </w:pPr>
+      <w:r>
+        <w:rPr>
+          <w:b w:val="0"/>
+        </w:rPr>
+        <w:t xml:space="preserve">Which </w:t>
+      </w:r>
+      <w:r>
+        <w:rPr>
+          <w:b/>
+        </w:rPr>
+        <w:t>stage</w:t>
+      </w:r>
+      <w:r>
+        <w:rPr>
+          <w:b w:val="0"/>
+        </w:rPr>
+        <w:t xml:space="preserve"> could fail even when the other two are correct? Explain:</w:t>
       </w:r>
     </w:p>
     <w:p>
@@ -772,8 +1259,25 @@
       </w:r>
     </w:p>
     <w:p>
-      <w:r>
-        <w:t>The function prints nothing; the caller prints A. best starts as None to mean no eligible option found. Python short-circuits or: when best is None, later comparisons in that condition need not run. After selecting an item, best_score is numeric. An empty list or no eligible item returns None.</w:t>
+      <w:pPr>
+        <w:spacing w:line="336" w:lineRule="auto" w:after="180"/>
+      </w:pPr>
+      <w:r>
+        <w:rPr>
+          <w:b w:val="0"/>
+        </w:rPr>
+        <w:t>The function prints nothing; the caller prints A. best starts as None to mean no eligible option found. Python short-circuits or: when best is None, later comparisons in that condition need not run.</w:t>
+      </w:r>
+    </w:p>
+    <w:p>
+      <w:pPr>
+        <w:spacing w:line="336" w:lineRule="auto" w:after="180"/>
+      </w:pPr>
+      <w:r>
+        <w:rPr>
+          <w:b w:val="0"/>
+        </w:rPr>
+        <w:t>After selecting an item, best_score is numeric. An empty list or no eligible item returns None.</w:t>
       </w:r>
     </w:p>
     <w:p>
@@ -785,8 +1289,25 @@
       </w:r>
     </w:p>
     <w:p>
-      <w:r>
-        <w:t>Write a trace table with item, eligible, score and best-so-far. In the worked list, B qualifies and scores 8, so B becomes the current best. A also qualifies and scores 8. The scores tie, so the written alphabetical rule changes the best to A. Starting with A gives the same final answer. If no item qualifies, best stays None; do not invent a winner or quietly relax the limit.</w:t>
+      <w:pPr>
+        <w:spacing w:line="336" w:lineRule="auto" w:after="180"/>
+      </w:pPr>
+      <w:r>
+        <w:rPr>
+          <w:b w:val="0"/>
+        </w:rPr>
+        <w:t>Write a trace table with item, eligible, score and best-so-far. In the worked list, B qualifies and scores 8, so B becomes the current best. A also qualifies and scores 8.</w:t>
+      </w:r>
+    </w:p>
+    <w:p>
+      <w:pPr>
+        <w:spacing w:line="336" w:lineRule="auto" w:after="180"/>
+      </w:pPr>
+      <w:r>
+        <w:rPr>
+          <w:b w:val="0"/>
+        </w:rPr>
+        <w:t>The scores tie, so the written alphabetical rule changes the best to A. Starting with A gives the same final answer. If no item qualifies, best stays None; do not invent a winner or quietly relax the limit.</w:t>
       </w:r>
     </w:p>
     <w:p>
@@ -986,8 +1507,37 @@
       </w:r>
     </w:p>
     <w:p>
-      <w:r>
-        <w:t>The worked calls print True then False. Short-circuit checks keep absent or wrongly typed fields away from later operations. This Boolean helper does not explain the reason; add reason codes in the reporting stage or use a validation result record. Do not describe a range failure as a no-match outcome.</w:t>
+      <w:pPr>
+        <w:spacing w:line="336" w:lineRule="auto" w:after="180"/>
+      </w:pPr>
+      <w:r>
+        <w:rPr>
+          <w:b w:val="0"/>
+        </w:rPr>
+        <w:t>The worked calls print True then False. Short-circuit checks keep absent or wrongly typed fields away from later operations.</w:t>
+      </w:r>
+    </w:p>
+    <w:p>
+      <w:pPr>
+        <w:spacing w:line="336" w:lineRule="auto" w:after="180"/>
+      </w:pPr>
+      <w:r>
+        <w:rPr>
+          <w:b w:val="0"/>
+        </w:rPr>
+        <w:t xml:space="preserve">This Boolean helper does not explain the reason; add reason codes in the reporting </w:t>
+      </w:r>
+      <w:r>
+        <w:rPr>
+          <w:b/>
+        </w:rPr>
+        <w:t>stage</w:t>
+      </w:r>
+      <w:r>
+        <w:rPr>
+          <w:b w:val="0"/>
+        </w:rPr>
+        <w:t xml:space="preserve"> or use a validation result record. Do not describe a range failure as a no-match outcome.</w:t>
       </w:r>
     </w:p>
     <w:p>
@@ -999,8 +1549,36 @@
       </w:r>
     </w:p>
     <w:p>
-      <w:r>
-        <w:t>Think of validation and selection as two desks. At the first desk, each record is checked for required fields, exact types and allowed ranges; a batch check also checks unique names. Only accepted records go to the second desk, where the time limit and scoring policy are applied. A record can be valid yet too long to qualify. Report rejected and ineligible separately so a reader knows which decision removed an item.</w:t>
+      <w:pPr>
+        <w:spacing w:line="336" w:lineRule="auto" w:after="180"/>
+      </w:pPr>
+      <w:r>
+        <w:rPr>
+          <w:b w:val="0"/>
+        </w:rPr>
+        <w:t>Think of validation and selection as two desks. At the first desk, each record is checked for required fields, exact types and allowed ranges; a batch check also checks unique names.</w:t>
+      </w:r>
+    </w:p>
+    <w:p>
+      <w:pPr>
+        <w:spacing w:line="336" w:lineRule="auto" w:after="180"/>
+      </w:pPr>
+      <w:r>
+        <w:rPr>
+          <w:b w:val="0"/>
+        </w:rPr>
+        <w:t>Only accepted records go to the second desk, where the time limit and scoring policy are applied. A record can be valid yet too long to qualify.</w:t>
+      </w:r>
+    </w:p>
+    <w:p>
+      <w:pPr>
+        <w:spacing w:line="336" w:lineRule="auto" w:after="180"/>
+      </w:pPr>
+      <w:r>
+        <w:rPr>
+          <w:b w:val="0"/>
+        </w:rPr>
+        <w:t>Report rejected and ineligible separately so a reader knows which decision removed an item.</w:t>
       </w:r>
     </w:p>
     <w:p>
@@ -1012,8 +1590,26 @@
       </w:r>
     </w:p>
     <w:p>
-      <w:r>
-        <w:t>Point to the input, the deciding step and the result in this week’s visual. Explain the same step in ordinary words. A picture helps when you can say what each part represents.</w:t>
+      <w:pPr>
+        <w:spacing w:line="336" w:lineRule="auto" w:after="180"/>
+      </w:pPr>
+      <w:r>
+        <w:rPr>
+          <w:b w:val="0"/>
+        </w:rPr>
+        <w:t xml:space="preserve">Point to the </w:t>
+      </w:r>
+      <w:r>
+        <w:rPr>
+          <w:b/>
+        </w:rPr>
+        <w:t>input</w:t>
+      </w:r>
+      <w:r>
+        <w:rPr>
+          <w:b w:val="0"/>
+        </w:rPr>
+        <w:t>, the deciding step and the result in this week’s visual. Explain the same step in ordinary words. A picture helps when you can say what each part represents.</w:t>
       </w:r>
     </w:p>
     <w:p>
@@ -1026,16 +1622,54 @@
     </w:p>
     <w:p>
       <w:r>
+        <w:t>Compare the supplied cases for Build the Recommender. Identify the detail that changes the conclusion.</w:t>
+      </w:r>
+    </w:p>
+    <w:p>
+      <w:pPr>
+        <w:pStyle w:val="Heading3"/>
+      </w:pPr>
+      <w:r>
+        <w:t>The case to investigate</w:t>
+      </w:r>
+    </w:p>
+    <w:p>
+      <w:pPr>
+        <w:spacing w:line="336" w:lineRule="auto" w:after="180"/>
+        <w:shd w:fill="F1F6FC"/>
+      </w:pPr>
+      <w:r>
+        <w:rPr>
+          <w:b w:val="0"/>
+        </w:rPr>
         <w:t>CASE GALLERY</w:t>
       </w:r>
     </w:p>
     <w:p>
-      <w:r>
-        <w:t>Four Tests, Four Kinds of Evidence</w:t>
-      </w:r>
-    </w:p>
-    <w:p>
-      <w:r>
+      <w:pPr>
+        <w:spacing w:line="336" w:lineRule="auto" w:after="180"/>
+      </w:pPr>
+      <w:r>
+        <w:rPr>
+          <w:b w:val="0"/>
+        </w:rPr>
+        <w:t xml:space="preserve">Four Tests, Four Kinds of </w:t>
+      </w:r>
+      <w:r>
+        <w:rPr>
+          <w:b/>
+        </w:rPr>
+        <w:t>Evidence</w:t>
+      </w:r>
+    </w:p>
+    <w:p>
+      <w:pPr>
+        <w:spacing w:line="336" w:lineRule="auto" w:after="180"/>
+      </w:pPr>
+      <w:r>
+        <w:rPr>
+          <w:b w:val="0"/>
+        </w:rPr>
         <w:t>A system is not understood until it survives more than one comfortable example.</w:t>
       </w:r>
     </w:p>
@@ -1112,8 +1746,47 @@
       </w:r>
     </w:p>
     <w:p>
-      <w:r>
-        <w:t>NORMAL CASE: predict and name evidence.     BOUNDARY CASE: predict and name evidence.</w:t>
+      <w:pPr>
+        <w:pStyle w:val="Heading3"/>
+      </w:pPr>
+      <w:r>
+        <w:t>The normal case</w:t>
+      </w:r>
+    </w:p>
+    <w:p>
+      <w:pPr>
+        <w:spacing w:line="336" w:lineRule="auto" w:after="180"/>
+        <w:shd w:fill="F1F6FC"/>
+      </w:pPr>
+      <w:r>
+        <w:rPr>
+          <w:b w:val="0"/>
+        </w:rPr>
+        <w:t xml:space="preserve">NORMAL CASE: predict and name </w:t>
+      </w:r>
+      <w:r>
+        <w:rPr>
+          <w:b/>
+        </w:rPr>
+        <w:t>evidence</w:t>
+      </w:r>
+      <w:r>
+        <w:rPr>
+          <w:b w:val="0"/>
+        </w:rPr>
+        <w:t xml:space="preserve">.     BOUNDARY CASE: predict and name </w:t>
+      </w:r>
+      <w:r>
+        <w:rPr>
+          <w:b/>
+        </w:rPr>
+        <w:t>evidence</w:t>
+      </w:r>
+      <w:r>
+        <w:rPr>
+          <w:b w:val="0"/>
+        </w:rPr>
+        <w:t>.</w:t>
       </w:r>
     </w:p>
     <w:p>
@@ -1189,12 +1862,58 @@
       </w:r>
     </w:p>
     <w:p>
-      <w:r>
-        <w:t>MISSING INFORMATION: predict and name evidence.     TRANSFER CASE: predict and name evidence.</w:t>
-      </w:r>
-    </w:p>
-    <w:p>
-      <w:r>
+      <w:pPr>
+        <w:pStyle w:val="Heading3"/>
+      </w:pPr>
+      <w:r>
+        <w:t>Check missing information</w:t>
+      </w:r>
+    </w:p>
+    <w:p>
+      <w:pPr>
+        <w:spacing w:line="336" w:lineRule="auto" w:after="180"/>
+        <w:shd w:fill="FFF5E6"/>
+      </w:pPr>
+      <w:r>
+        <w:rPr>
+          <w:b w:val="0"/>
+        </w:rPr>
+        <w:t xml:space="preserve">MISSING INFORMATION: predict and name </w:t>
+      </w:r>
+      <w:r>
+        <w:rPr>
+          <w:b/>
+        </w:rPr>
+        <w:t>evidence</w:t>
+      </w:r>
+      <w:r>
+        <w:rPr>
+          <w:b w:val="0"/>
+        </w:rPr>
+        <w:t xml:space="preserve">.     TRANSFER CASE: predict and name </w:t>
+      </w:r>
+      <w:r>
+        <w:rPr>
+          <w:b/>
+        </w:rPr>
+        <w:t>evidence</w:t>
+      </w:r>
+      <w:r>
+        <w:rPr>
+          <w:b w:val="0"/>
+        </w:rPr>
+        <w:t>.</w:t>
+      </w:r>
+    </w:p>
+    <w:p>
+      <w:pPr>
+        <w:spacing w:line="336" w:lineRule="auto" w:after="180"/>
+        <w:shd w:fill="F5F1FB"/>
+      </w:pPr>
+      <w:r>
+        <w:rPr>
+          <w:b w:val="0"/>
+        </w:rPr>
         <w:t>Which case is most likely to reveal a hidden assumption? Why?</w:t>
       </w:r>
     </w:p>
@@ -1240,17 +1959,68 @@
       </w:r>
     </w:p>
     <w:p>
-      <w:r>
+      <w:pPr>
+        <w:pStyle w:val="Heading3"/>
+      </w:pPr>
+      <w:r>
+        <w:t>Change one thing</w:t>
+      </w:r>
+    </w:p>
+    <w:p>
+      <w:pPr>
+        <w:spacing w:line="336" w:lineRule="auto" w:after="180"/>
+        <w:shd w:fill="F5F1FB"/>
+      </w:pPr>
+      <w:r>
+        <w:rPr>
+          <w:b w:val="0"/>
+        </w:rPr>
         <w:t>Change: Change D’s pages to 91, leaving every other field unchanged.</w:t>
       </w:r>
     </w:p>
     <w:p>
-      <w:r>
-        <w:t>Prediction: D becomes ineligible, so A wins with score 2.</w:t>
-      </w:r>
-    </w:p>
-    <w:p>
-      <w:r>
+      <w:pPr>
+        <w:pStyle w:val="Heading3"/>
+      </w:pPr>
+      <w:r>
+        <w:t>Predicted result</w:t>
+      </w:r>
+    </w:p>
+    <w:p>
+      <w:pPr>
+        <w:spacing w:line="336" w:lineRule="auto" w:after="180"/>
+        <w:shd w:fill="F1F6FC"/>
+      </w:pPr>
+      <w:r>
+        <w:rPr>
+          <w:b/>
+        </w:rPr>
+        <w:t>Prediction</w:t>
+      </w:r>
+      <w:r>
+        <w:rPr>
+          <w:b w:val="0"/>
+        </w:rPr>
+        <w:t>: D becomes ineligible, so A wins with score 2.</w:t>
+      </w:r>
+    </w:p>
+    <w:p>
+      <w:pPr>
+        <w:pStyle w:val="Heading3"/>
+      </w:pPr>
+      <w:r>
+        <w:t>Why the result follows</w:t>
+      </w:r>
+    </w:p>
+    <w:p>
+      <w:pPr>
+        <w:spacing w:line="336" w:lineRule="auto" w:after="180"/>
+        <w:shd w:fill="F1F6FC"/>
+      </w:pPr>
+      <w:r>
+        <w:rPr>
+          <w:b w:val="0"/>
+        </w:rPr>
         <w:t>Reason: The strict excess over the 90-page maximum changes filtering before ranking.</w:t>
       </w:r>
     </w:p>
@@ -1264,16 +2034,39 @@
     </w:p>
     <w:p>
       <w:r>
+        <w:t>Use the vocabulary of Build the Recommender to explain a concrete decision, rather than only memorising definitions.</w:t>
+      </w:r>
+    </w:p>
+    <w:p>
+      <w:pPr>
+        <w:spacing w:line="336" w:lineRule="auto" w:after="180"/>
+      </w:pPr>
+      <w:r>
+        <w:rPr>
+          <w:b/>
+        </w:rPr>
         <w:t>VOCABULARY LAB</w:t>
       </w:r>
     </w:p>
     <w:p>
-      <w:r>
+      <w:pPr>
+        <w:spacing w:line="336" w:lineRule="auto" w:after="180"/>
+      </w:pPr>
+      <w:r>
+        <w:rPr>
+          <w:b w:val="0"/>
+        </w:rPr>
         <w:t>Words You Can Use to Reason</w:t>
       </w:r>
     </w:p>
     <w:p>
-      <w:r>
+      <w:pPr>
+        <w:spacing w:line="336" w:lineRule="auto" w:after="180"/>
+      </w:pPr>
+      <w:r>
+        <w:rPr>
+          <w:b w:val="0"/>
+        </w:rPr>
         <w:t>A definition matters when you can recognize the idea, use it, and contrast it with a near-miss.</w:t>
       </w:r>
     </w:p>
@@ -1840,17 +2633,58 @@
     </w:p>
     <w:p>
       <w:r>
-        <w:t>WORKED EVIDENCE</w:t>
-      </w:r>
-    </w:p>
-    <w:p>
-      <w:r>
+        <w:t>Follow the worked trace for Build the Recommender, predict a step, then compare with its explanation.</w:t>
+      </w:r>
+    </w:p>
+    <w:p>
+      <w:pPr>
+        <w:spacing w:line="336" w:lineRule="auto" w:after="180"/>
+      </w:pPr>
+      <w:r>
+        <w:rPr>
+          <w:b/>
+        </w:rPr>
+        <w:t xml:space="preserve">WORKED </w:t>
+      </w:r>
+      <w:r>
+        <w:rPr>
+          <w:b/>
+        </w:rPr>
+        <w:t>EVIDENCE</w:t>
+      </w:r>
+    </w:p>
+    <w:p>
+      <w:pPr>
+        <w:spacing w:line="336" w:lineRule="auto" w:after="180"/>
+      </w:pPr>
+      <w:r>
+        <w:rPr>
+          <w:b w:val="0"/>
+        </w:rPr>
         <w:t>Reason Step by Step</w:t>
       </w:r>
     </w:p>
     <w:p>
-      <w:r>
-        <w:t>Predict first. Then check each step. A correct answer without visible reasoning is incomplete evidence.</w:t>
+      <w:pPr>
+        <w:spacing w:line="336" w:lineRule="auto" w:after="180"/>
+      </w:pPr>
+      <w:r>
+        <w:rPr>
+          <w:b w:val="0"/>
+        </w:rPr>
+        <w:t xml:space="preserve">Predict first. Then check each step. A correct answer without visible reasoning is incomplete </w:t>
+      </w:r>
+      <w:r>
+        <w:rPr>
+          <w:b/>
+        </w:rPr>
+        <w:t>evidence</w:t>
+      </w:r>
+      <w:r>
+        <w:rPr>
+          <w:b w:val="0"/>
+        </w:rPr>
+        <w:t>.</w:t>
       </w:r>
     </w:p>
     <w:p>
@@ -1890,27 +2724,85 @@
       </w:r>
     </w:p>
     <w:p>
-      <w:r>
+      <w:pPr>
+        <w:spacing w:line="336" w:lineRule="auto" w:after="180"/>
+        <w:shd w:fill="F4F9FC"/>
+      </w:pPr>
+      <w:r>
+        <w:rPr>
+          <w:b w:val="0"/>
+        </w:rPr>
         <w:t>1. Weights: genre=3, difficulty=2, length=1.</w:t>
       </w:r>
     </w:p>
     <w:p>
-      <w:r>
-        <w:t>2. Compute every candidate’s terms and total.</w:t>
-      </w:r>
-    </w:p>
-    <w:p>
-      <w:r>
+      <w:pPr>
+        <w:spacing w:line="336" w:lineRule="auto" w:after="180"/>
+        <w:shd w:fill="F4F9FC"/>
+      </w:pPr>
+      <w:r>
+        <w:rPr>
+          <w:b w:val="0"/>
+        </w:rPr>
+        <w:t xml:space="preserve">2. Compute every </w:t>
+      </w:r>
+      <w:r>
+        <w:rPr>
+          <w:b/>
+        </w:rPr>
+        <w:t>candidate</w:t>
+      </w:r>
+      <w:r>
+        <w:rPr>
+          <w:b w:val="0"/>
+        </w:rPr>
+        <w:t>’s terms and total.</w:t>
+      </w:r>
+    </w:p>
+    <w:p>
+      <w:pPr>
+        <w:spacing w:line="336" w:lineRule="auto" w:after="180"/>
+        <w:shd w:fill="F4F9FC"/>
+      </w:pPr>
+      <w:r>
+        <w:rPr>
+          <w:b w:val="0"/>
+        </w:rPr>
         <w:t>3. Filter hard constraints, sort remaining totals high to low.</w:t>
       </w:r>
     </w:p>
     <w:p>
-      <w:r>
-        <w:t>4. Output top choice, score breakdown, one limitation, and a tie rule.</w:t>
-      </w:r>
-    </w:p>
-    <w:p>
-      <w:r>
+      <w:pPr>
+        <w:spacing w:line="336" w:lineRule="auto" w:after="180"/>
+        <w:shd w:fill="F4F9FC"/>
+      </w:pPr>
+      <w:r>
+        <w:rPr>
+          <w:b w:val="0"/>
+        </w:rPr>
+        <w:t xml:space="preserve">4. </w:t>
+      </w:r>
+      <w:r>
+        <w:rPr>
+          <w:b/>
+        </w:rPr>
+        <w:t>Output</w:t>
+      </w:r>
+      <w:r>
+        <w:rPr>
+          <w:b w:val="0"/>
+        </w:rPr>
+        <w:t xml:space="preserve"> top choice, score breakdown, one limitation, and a tie rule.</w:t>
+      </w:r>
+    </w:p>
+    <w:p>
+      <w:pPr>
+        <w:spacing w:line="336" w:lineRule="auto" w:after="180"/>
+      </w:pPr>
+      <w:r>
+        <w:rPr>
+          <w:b w:val="0"/>
+        </w:rPr>
         <w:t>Recalculate, retrace, or restate the reasoning in your own representation:</w:t>
       </w:r>
     </w:p>
@@ -1948,8 +2840,27 @@
       </w:r>
     </w:p>
     <w:p>
-      <w:r>
-        <w:t>CHECK  Did the evidence answer the exact question? Did the total, path, or source record stay consistent?</w:t>
+      <w:pPr>
+        <w:spacing w:line="336" w:lineRule="auto" w:after="180"/>
+        <w:shd w:fill="F5F1FB"/>
+      </w:pPr>
+      <w:r>
+        <w:rPr>
+          <w:b w:val="0"/>
+        </w:rPr>
+        <w:t xml:space="preserve">CHECK  Did the </w:t>
+      </w:r>
+      <w:r>
+        <w:rPr>
+          <w:b/>
+        </w:rPr>
+        <w:t>evidence</w:t>
+      </w:r>
+      <w:r>
+        <w:rPr>
+          <w:b w:val="0"/>
+        </w:rPr>
+        <w:t xml:space="preserve"> answer the exact question? Did the total, path, or source record stay consistent?</w:t>
       </w:r>
     </w:p>
     <w:p>
@@ -2053,7 +2964,13 @@
       </w:r>
     </w:p>
     <w:p>
-      <w:r>
+      <w:pPr>
+        <w:spacing w:line="336" w:lineRule="auto" w:after="180"/>
+      </w:pPr>
+      <w:r>
+        <w:rPr>
+          <w:b w:val="0"/>
+        </w:rPr>
         <w:t>Cover the result before checking it. Say what is given, choose the procedure, and follow one step at a time. Then uncover the result and explain your first mismatch. Ask why a step is allowed, not only what number it produces.</w:t>
       </w:r>
     </w:p>
@@ -2066,7 +2983,13 @@
       </w:r>
     </w:p>
     <w:p>
-      <w:r>
+      <w:pPr>
+        <w:spacing w:line="336" w:lineRule="auto" w:after="180"/>
+      </w:pPr>
+      <w:r>
+        <w:rPr>
+          <w:b w:val="0"/>
+        </w:rPr>
         <w:t>A fictional book chooser filters a request before comparing preference scores.</w:t>
       </w:r>
     </w:p>
@@ -2079,12 +3002,42 @@
       </w:r>
     </w:p>
     <w:p>
-      <w:r>
+      <w:pPr>
+        <w:pStyle w:val="Heading3"/>
+      </w:pPr>
+      <w:r>
+        <w:t>Supplied facts</w:t>
+      </w:r>
+    </w:p>
+    <w:p>
+      <w:pPr>
+        <w:spacing w:line="336" w:lineRule="auto" w:after="180"/>
+        <w:shd w:fill="F1F6FC"/>
+      </w:pPr>
+      <w:r>
+        <w:rPr>
+          <w:b w:val="0"/>
+        </w:rPr>
         <w:t>Request: animal subject, at most 90 pages. Score 2 for illustrated and 1 for comic. Tie chooses smaller ID.</w:t>
       </w:r>
     </w:p>
     <w:p>
-      <w:r>
+      <w:pPr>
+        <w:pStyle w:val="Heading3"/>
+      </w:pPr>
+      <w:r>
+        <w:t>Supplied facts</w:t>
+      </w:r>
+    </w:p>
+    <w:p>
+      <w:pPr>
+        <w:spacing w:line="336" w:lineRule="auto" w:after="180"/>
+        <w:shd w:fill="F1F6FC"/>
+      </w:pPr>
+      <w:r>
+        <w:rPr>
+          <w:b w:val="0"/>
+        </w:rPr>
         <w:t>A animal90 illustrated prose; B animal70 plain comic; C space60 illustrated comic; D animal80 illustrated comic.</w:t>
       </w:r>
     </w:p>
@@ -2306,31 +3259,127 @@
       </w:r>
     </w:p>
     <w:p>
-      <w:r>
-        <w:t>Eligibility and ranking answer different questions. C has a high preference score but is not an animal book, so it must stay excluded. The implementation needs a no-match result and explicit tie policy even when this example has a unique winner. Save rejected reasons for an explanation, not just the final ID.</w:t>
-      </w:r>
-    </w:p>
-    <w:p>
       <w:pPr>
         <w:pStyle w:val="Heading3"/>
       </w:pPr>
       <w:r>
+        <w:t>Why the result follows</w:t>
+      </w:r>
+    </w:p>
+    <w:p>
+      <w:pPr>
+        <w:spacing w:line="336" w:lineRule="auto" w:after="180"/>
+        <w:shd w:fill="F1F6FC"/>
+      </w:pPr>
+      <w:r>
+        <w:rPr>
+          <w:b w:val="0"/>
+        </w:rPr>
+        <w:t>Eligibility and ranking answer different questions. C has a high preference score but is not an animal book, so it must stay excluded.</w:t>
+      </w:r>
+    </w:p>
+    <w:p>
+      <w:pPr>
+        <w:spacing w:line="336" w:lineRule="auto" w:after="180"/>
+        <w:shd w:fill="F1F6FC"/>
+      </w:pPr>
+      <w:r>
+        <w:rPr>
+          <w:b w:val="0"/>
+        </w:rPr>
+        <w:t xml:space="preserve">The implementation needs a no-match result and explicit tie policy even when this example has a unique winner. Save rejected reasons for an </w:t>
+      </w:r>
+      <w:r>
+        <w:rPr>
+          <w:b/>
+        </w:rPr>
+        <w:t>explanation</w:t>
+      </w:r>
+      <w:r>
+        <w:rPr>
+          <w:b w:val="0"/>
+        </w:rPr>
+        <w:t>, not just the final ID.</w:t>
+      </w:r>
+    </w:p>
+    <w:p>
+      <w:pPr>
+        <w:pStyle w:val="Heading3"/>
+      </w:pPr>
+      <w:r>
         <w:t>What this example does not establish</w:t>
       </w:r>
     </w:p>
     <w:p>
-      <w:r>
+      <w:pPr>
+        <w:pStyle w:val="Heading3"/>
+      </w:pPr>
+      <w:r>
+        <w:t>Keep the stated limit</w:t>
+      </w:r>
+    </w:p>
+    <w:p>
+      <w:pPr>
+        <w:spacing w:line="336" w:lineRule="auto" w:after="180"/>
+        <w:shd w:fill="FFF5E6"/>
+      </w:pPr>
+      <w:r>
+        <w:rPr>
+          <w:b w:val="0"/>
+        </w:rPr>
         <w:t>Toy preference weights do not imply shorter or illustrated books are universally better for all learners.</w:t>
       </w:r>
     </w:p>
     <w:p>
-      <w:r>
+      <w:pPr>
+        <w:pStyle w:val="Heading3"/>
+      </w:pPr>
+      <w:r>
+        <w:t>Keep the stated limit</w:t>
+      </w:r>
+    </w:p>
+    <w:p>
+      <w:pPr>
+        <w:spacing w:line="336" w:lineRule="auto" w:after="180"/>
+        <w:shd w:fill="FFF5E6"/>
+      </w:pPr>
+      <w:r>
+        <w:rPr>
+          <w:b w:val="0"/>
+        </w:rPr>
         <w:t>Read the labelled picture: Explain why B does not win after D is excluded even though it has fewer pages.</w:t>
       </w:r>
     </w:p>
     <w:p>
-      <w:r>
-        <w:t>Change one thing: Change D’s pages to 91, leaving every other field unchanged. Predict the result before checking the explanation. What remains the same?</w:t>
+      <w:pPr>
+        <w:pStyle w:val="Heading3"/>
+      </w:pPr>
+      <w:r>
+        <w:t>Keep the stated limit</w:t>
+      </w:r>
+    </w:p>
+    <w:p>
+      <w:pPr>
+        <w:spacing w:line="336" w:lineRule="auto" w:after="180"/>
+        <w:shd w:fill="FFF5E6"/>
+      </w:pPr>
+      <w:r>
+        <w:rPr>
+          <w:b w:val="0"/>
+        </w:rPr>
+        <w:t xml:space="preserve">Change one thing: Change D’s pages to 91, leaving every other field unchanged. Predict the result before checking the </w:t>
+      </w:r>
+      <w:r>
+        <w:rPr>
+          <w:b/>
+        </w:rPr>
+        <w:t>explanation</w:t>
+      </w:r>
+      <w:r>
+        <w:rPr>
+          <w:b w:val="0"/>
+        </w:rPr>
+        <w:t>. What remains the same?</w:t>
       </w:r>
     </w:p>
     <w:p>
@@ -2343,17 +3392,61 @@
     </w:p>
     <w:p>
       <w:r>
+        <w:t>Find the unsupported step in the Build the Recommender claim and explain a repair using the supplied evidence.</w:t>
+      </w:r>
+    </w:p>
+    <w:p>
+      <w:pPr>
+        <w:pStyle w:val="Heading3"/>
+      </w:pPr>
+      <w:r>
+        <w:t>Find the first error</w:t>
+      </w:r>
+    </w:p>
+    <w:p>
+      <w:pPr>
+        <w:spacing w:line="336" w:lineRule="auto" w:after="180"/>
+        <w:shd w:fill="FFF5E6"/>
+      </w:pPr>
+      <w:r>
+        <w:rPr>
+          <w:b w:val="0"/>
+        </w:rPr>
         <w:t>ERROR DETECTIVE</w:t>
       </w:r>
     </w:p>
     <w:p>
-      <w:r>
+      <w:pPr>
+        <w:spacing w:line="336" w:lineRule="auto" w:after="180"/>
+      </w:pPr>
+      <w:r>
+        <w:rPr>
+          <w:b w:val="0"/>
+        </w:rPr>
         <w:t>Compare → Diagnose → Repair</w:t>
       </w:r>
     </w:p>
     <w:p>
-      <w:r>
-        <w:t>Do not patch the answer. Find the earliest unsupported assumption, wrong step, or weak evidence.</w:t>
+      <w:pPr>
+        <w:spacing w:line="336" w:lineRule="auto" w:after="180"/>
+      </w:pPr>
+      <w:r>
+        <w:rPr>
+          <w:b w:val="0"/>
+        </w:rPr>
+        <w:t xml:space="preserve">Do not patch the answer. Find the earliest unsupported assumption, wrong step, or weak </w:t>
+      </w:r>
+      <w:r>
+        <w:rPr>
+          <w:b/>
+        </w:rPr>
+        <w:t>evidence</w:t>
+      </w:r>
+      <w:r>
+        <w:rPr>
+          <w:b w:val="0"/>
+        </w:rPr>
+        <w:t>.</w:t>
       </w:r>
     </w:p>
     <w:p>
@@ -2603,7 +3696,14 @@
       </w:tr>
     </w:tbl>
     <w:p>
-      <w:r>
+      <w:pPr>
+        <w:spacing w:line="336" w:lineRule="auto" w:after="180"/>
+        <w:shd w:fill="F5F1FB"/>
+      </w:pPr>
+      <w:r>
+        <w:rPr>
+          <w:b w:val="0"/>
+        </w:rPr>
         <w:t>Repair one cause. Why is this repair better than changing several things?</w:t>
       </w:r>
     </w:p>
@@ -2649,7 +3749,13 @@
       </w:r>
     </w:p>
     <w:p>
-      <w:r>
+      <w:pPr>
+        <w:spacing w:line="336" w:lineRule="auto" w:after="180"/>
+      </w:pPr>
+      <w:r>
+        <w:rPr>
+          <w:b w:val="0"/>
+        </w:rPr>
         <w:t>The recommendation follows a written scoring policy. It does not learn preferences, prove learning benefit or authorize an action. Display the chosen rule and let a person review whether an option is suitable.</w:t>
       </w:r>
     </w:p>
@@ -2700,8 +3806,62 @@
       </w:r>
     </w:p>
     <w:p>
-      <w:r>
-        <w:t>Each stage should have a clear input and output contract. A program can be correct at one stage but wrong at their connection, such as passing rejected rows into selection. Keep acceptance and rejection counts in the report.</w:t>
+      <w:pPr>
+        <w:spacing w:line="336" w:lineRule="auto" w:after="180"/>
+      </w:pPr>
+      <w:r>
+        <w:rPr>
+          <w:b w:val="0"/>
+        </w:rPr>
+        <w:t xml:space="preserve">Each </w:t>
+      </w:r>
+      <w:r>
+        <w:rPr>
+          <w:b/>
+        </w:rPr>
+        <w:t>stage</w:t>
+      </w:r>
+      <w:r>
+        <w:rPr>
+          <w:b w:val="0"/>
+        </w:rPr>
+        <w:t xml:space="preserve"> should have a clear </w:t>
+      </w:r>
+      <w:r>
+        <w:rPr>
+          <w:b/>
+        </w:rPr>
+        <w:t>input</w:t>
+      </w:r>
+      <w:r>
+        <w:rPr>
+          <w:b w:val="0"/>
+        </w:rPr>
+        <w:t xml:space="preserve"> and </w:t>
+      </w:r>
+      <w:r>
+        <w:rPr>
+          <w:b/>
+        </w:rPr>
+        <w:t>output</w:t>
+      </w:r>
+      <w:r>
+        <w:rPr>
+          <w:b w:val="0"/>
+        </w:rPr>
+        <w:t xml:space="preserve"> contract. A program can be correct at one </w:t>
+      </w:r>
+      <w:r>
+        <w:rPr>
+          <w:b/>
+        </w:rPr>
+        <w:t>stage</w:t>
+      </w:r>
+      <w:r>
+        <w:rPr>
+          <w:b w:val="0"/>
+        </w:rPr>
+        <w:t xml:space="preserve"> but wrong at their connection, such as passing rejected rows into selection. Keep acceptance and rejection counts in the report.</w:t>
       </w:r>
     </w:p>
     <w:p>
@@ -2752,16 +3912,39 @@
     </w:p>
     <w:p>
       <w:r>
+        <w:t>Practise Build the Recommender with support, then explain the deciding step in your own words.</w:t>
+      </w:r>
+    </w:p>
+    <w:p>
+      <w:pPr>
+        <w:spacing w:line="336" w:lineRule="auto" w:after="180"/>
+      </w:pPr>
+      <w:r>
+        <w:rPr>
+          <w:b/>
+        </w:rPr>
         <w:t>LOGIC STUDIO</w:t>
       </w:r>
     </w:p>
     <w:p>
-      <w:r>
+      <w:pPr>
+        <w:spacing w:line="336" w:lineRule="auto" w:after="180"/>
+      </w:pPr>
+      <w:r>
+        <w:rPr>
+          <w:b w:val="0"/>
+        </w:rPr>
         <w:t>Trace Before You Run</w:t>
       </w:r>
     </w:p>
     <w:p>
-      <w:r>
+      <w:pPr>
+        <w:spacing w:line="336" w:lineRule="auto" w:after="180"/>
+      </w:pPr>
+      <w:r>
+        <w:rPr>
+          <w:b w:val="0"/>
+        </w:rPr>
         <w:t>Block code, pseudocode, tables, and diagrams are different ways to expose the same reasoning.</w:t>
       </w:r>
     </w:p>
@@ -2802,8 +3985,26 @@
       </w:r>
     </w:p>
     <w:p>
-      <w:r>
-        <w:t>SET evidence_record</w:t>
+      <w:pPr>
+        <w:spacing w:line="336" w:lineRule="auto" w:after="180"/>
+      </w:pPr>
+      <w:r>
+        <w:rPr>
+          <w:b w:val="0"/>
+        </w:rPr>
+        <w:t xml:space="preserve">SET </w:t>
+      </w:r>
+      <w:r>
+        <w:rPr>
+          <w:b/>
+        </w:rPr>
+        <w:t>evidence</w:t>
+      </w:r>
+      <w:r>
+        <w:rPr>
+          <w:b w:val="0"/>
+        </w:rPr>
+        <w:t>_record</w:t>
         <w:br/>
         <w:t>PREDICT expected_result</w:t>
         <w:br/>
@@ -2817,8 +4018,27 @@
       </w:r>
     </w:p>
     <w:p>
-      <w:r>
-        <w:t>Trace one input. Which line changes the state or chooses a path?</w:t>
+      <w:pPr>
+        <w:spacing w:line="336" w:lineRule="auto" w:after="180"/>
+        <w:shd w:fill="F5F1FB"/>
+      </w:pPr>
+      <w:r>
+        <w:rPr>
+          <w:b w:val="0"/>
+        </w:rPr>
+        <w:t xml:space="preserve">Trace one </w:t>
+      </w:r>
+      <w:r>
+        <w:rPr>
+          <w:b/>
+        </w:rPr>
+        <w:t>input</w:t>
+      </w:r>
+      <w:r>
+        <w:rPr>
+          <w:b w:val="0"/>
+        </w:rPr>
+        <w:t>. Which line changes the state or chooses a path?</w:t>
       </w:r>
     </w:p>
     <w:p>
@@ -2863,7 +4083,13 @@
       </w:r>
     </w:p>
     <w:p>
-      <w:r>
+      <w:pPr>
+        <w:spacing w:line="336" w:lineRule="auto" w:after="180"/>
+      </w:pPr>
+      <w:r>
+        <w:rPr>
+          <w:b w:val="0"/>
+        </w:rPr>
         <w:t>Updating best on score &gt;= best_score makes the last tied item win, so reordering can change results. Use the explicit name comparison for ties. Test both orders and a no-match case after the repair.</w:t>
       </w:r>
     </w:p>
@@ -2876,8 +4102,25 @@
       </w:r>
     </w:p>
     <w:p>
-      <w:r>
-        <w:t>Calling the selector on raw data can crash or produce a result from invalid ratings. Route data through validation first. Duplicate names require a batch check even when each row individually passes; block the ambiguous batch for review instead of arbitrarily keeping one.</w:t>
+      <w:pPr>
+        <w:spacing w:line="336" w:lineRule="auto" w:after="180"/>
+      </w:pPr>
+      <w:r>
+        <w:rPr>
+          <w:b w:val="0"/>
+        </w:rPr>
+        <w:t>Calling the selector on raw data can crash or produce a result from invalid ratings. Route data through validation first.</w:t>
+      </w:r>
+    </w:p>
+    <w:p>
+      <w:pPr>
+        <w:spacing w:line="336" w:lineRule="auto" w:after="180"/>
+      </w:pPr>
+      <w:r>
+        <w:rPr>
+          <w:b w:val="0"/>
+        </w:rPr>
+        <w:t>Duplicate names require a batch check even when each row individually passes; block the ambiguous batch for review instead of arbitrarily keeping one.</w:t>
       </w:r>
     </w:p>
     <w:p>
@@ -2889,8 +4132,38 @@
       </w:r>
     </w:p>
     <w:p>
-      <w:r>
-        <w:t>Use workbook W2 for the connected example “Implementing a recommender”. First fill the input and rule boxes. Try the middle steps before asking for a hint. After a hint, try the next step yourself.</w:t>
+      <w:pPr>
+        <w:spacing w:line="336" w:lineRule="auto" w:after="180"/>
+      </w:pPr>
+      <w:r>
+        <w:rPr>
+          <w:b w:val="0"/>
+        </w:rPr>
+        <w:t xml:space="preserve">Use workbook W2 for the connected example “Implementing a </w:t>
+      </w:r>
+      <w:r>
+        <w:rPr>
+          <w:b/>
+        </w:rPr>
+        <w:t>recommender</w:t>
+      </w:r>
+      <w:r>
+        <w:rPr>
+          <w:b w:val="0"/>
+        </w:rPr>
+        <w:t xml:space="preserve">”. First fill the </w:t>
+      </w:r>
+      <w:r>
+        <w:rPr>
+          <w:b/>
+        </w:rPr>
+        <w:t>input</w:t>
+      </w:r>
+      <w:r>
+        <w:rPr>
+          <w:b w:val="0"/>
+        </w:rPr>
+        <w:t xml:space="preserve"> and rule boxes. Try the middle steps before asking for a hint. After a hint, try the next step yourself.</w:t>
       </w:r>
     </w:p>
     <w:tbl>
@@ -2973,8 +4246,26 @@
       </w:tr>
     </w:tbl>
     <w:p>
-      <w:r>
-        <w:t>Explain your trace to a partner. Your partner points to one step to check. Swap roles on the next case. Each person writes their own explanation.</w:t>
+      <w:pPr>
+        <w:spacing w:line="336" w:lineRule="auto" w:after="180"/>
+      </w:pPr>
+      <w:r>
+        <w:rPr>
+          <w:b w:val="0"/>
+        </w:rPr>
+        <w:t xml:space="preserve">Explain your trace to a partner. Your partner points to one step to check. Swap roles on the next case. Each person writes their own </w:t>
+      </w:r>
+      <w:r>
+        <w:rPr>
+          <w:b/>
+        </w:rPr>
+        <w:t>explanation</w:t>
+      </w:r>
+      <w:r>
+        <w:rPr>
+          <w:b w:val="0"/>
+        </w:rPr>
+        <w:t>.</w:t>
       </w:r>
     </w:p>
     <w:p>
@@ -2986,12 +4277,71 @@
       </w:r>
     </w:p>
     <w:p>
-      <w:r>
-        <w:t>Use the worked case for Implementing a recommender. Proposed explanation: “A successful run proves the conclusion”. Decide whether this explanation is supported. Point to the step or supplied fact that decides; explain your repair if needed.</w:t>
-      </w:r>
-    </w:p>
-    <w:p>
-      <w:r>
+      <w:pPr>
+        <w:spacing w:line="336" w:lineRule="auto" w:after="180"/>
+      </w:pPr>
+      <w:r>
+        <w:rPr>
+          <w:b w:val="0"/>
+        </w:rPr>
+        <w:t xml:space="preserve">Use the worked case for Implementing a </w:t>
+      </w:r>
+      <w:r>
+        <w:rPr>
+          <w:b/>
+        </w:rPr>
+        <w:t>recommender</w:t>
+      </w:r>
+      <w:r>
+        <w:rPr>
+          <w:b w:val="0"/>
+        </w:rPr>
+        <w:t xml:space="preserve">. Proposed </w:t>
+      </w:r>
+      <w:r>
+        <w:rPr>
+          <w:b/>
+        </w:rPr>
+        <w:t>explanation</w:t>
+      </w:r>
+      <w:r>
+        <w:rPr>
+          <w:b w:val="0"/>
+        </w:rPr>
+        <w:t xml:space="preserve">: “A successful run proves the conclusion”. Decide whether this </w:t>
+      </w:r>
+      <w:r>
+        <w:rPr>
+          <w:b/>
+        </w:rPr>
+        <w:t>explanation</w:t>
+      </w:r>
+      <w:r>
+        <w:rPr>
+          <w:b w:val="0"/>
+        </w:rPr>
+        <w:t xml:space="preserve"> is supported.</w:t>
+      </w:r>
+    </w:p>
+    <w:p>
+      <w:pPr>
+        <w:spacing w:line="336" w:lineRule="auto" w:after="180"/>
+      </w:pPr>
+      <w:r>
+        <w:rPr>
+          <w:b w:val="0"/>
+        </w:rPr>
+        <w:t>Point to the step or supplied fact that decides; explain your repair if needed.</w:t>
+      </w:r>
+    </w:p>
+    <w:p>
+      <w:pPr>
+        <w:spacing w:line="336" w:lineRule="auto" w:after="180"/>
+      </w:pPr>
+      <w:r>
+        <w:rPr>
+          <w:b w:val="0"/>
+        </w:rPr>
         <w:t>Answer on your own before discussion. If you are unsure, say which step you need help with.</w:t>
       </w:r>
     </w:p>
@@ -3004,8 +4354,26 @@
       </w:r>
     </w:p>
     <w:p>
-      <w:r>
-        <w:t>Use its named workbook W2. Identify the given inputs, try the middle steps with less help, then explain your trace. Check this claim before group discussion: A successful run proves the conclusion</w:t>
+      <w:pPr>
+        <w:spacing w:line="336" w:lineRule="auto" w:after="180"/>
+      </w:pPr>
+      <w:r>
+        <w:rPr>
+          <w:b w:val="0"/>
+        </w:rPr>
+        <w:t xml:space="preserve">Use its named workbook W2. Identify the given </w:t>
+      </w:r>
+      <w:r>
+        <w:rPr>
+          <w:b/>
+        </w:rPr>
+        <w:t>input</w:t>
+      </w:r>
+      <w:r>
+        <w:rPr>
+          <w:b w:val="0"/>
+        </w:rPr>
+        <w:t>s, try the middle steps with less help, then explain your trace. Check this claim before group discussion: A successful run proves the conclusion</w:t>
       </w:r>
     </w:p>
     <w:p>
@@ -3017,7 +4385,13 @@
       </w:r>
     </w:p>
     <w:p>
-      <w:r>
+      <w:pPr>
+        <w:spacing w:line="336" w:lineRule="auto" w:after="180"/>
+      </w:pPr>
+      <w:r>
+        <w:rPr>
+          <w:b w:val="0"/>
+        </w:rPr>
         <w:t>Explain why B does not win after D is excluded even though it has fewer pages.</w:t>
       </w:r>
     </w:p>
@@ -3050,7 +4424,13 @@
       </w:r>
     </w:p>
     <w:p>
-      <w:r>
+      <w:pPr>
+        <w:spacing w:line="336" w:lineRule="auto" w:after="180"/>
+      </w:pPr>
+      <w:r>
+        <w:rPr>
+          <w:b w:val="0"/>
+        </w:rPr>
         <w:t>This is supported practice. Keep the separately named independent case for an attempt before feedback.</w:t>
       </w:r>
     </w:p>
@@ -3064,16 +4444,45 @@
     </w:p>
     <w:p>
       <w:r>
-        <w:t>EVIDENCE LAB</w:t>
-      </w:r>
-    </w:p>
-    <w:p>
-      <w:r>
+        <w:t>Investigate Build the Recommender. Record the prediction, actual observation or labelled paper trace, explanation and next test separately.</w:t>
+      </w:r>
+    </w:p>
+    <w:p>
+      <w:pPr>
+        <w:spacing w:line="336" w:lineRule="auto" w:after="180"/>
+      </w:pPr>
+      <w:r>
+        <w:rPr>
+          <w:b/>
+        </w:rPr>
+        <w:t>EVIDENCE</w:t>
+      </w:r>
+      <w:r>
+        <w:rPr>
+          <w:b/>
+        </w:rPr>
+        <w:t xml:space="preserve"> LAB</w:t>
+      </w:r>
+    </w:p>
+    <w:p>
+      <w:pPr>
+        <w:spacing w:line="336" w:lineRule="auto" w:after="180"/>
+      </w:pPr>
+      <w:r>
+        <w:rPr>
+          <w:b w:val="0"/>
+        </w:rPr>
         <w:t>Predict → Test → Record → Explain</w:t>
       </w:r>
     </w:p>
     <w:p>
-      <w:r>
+      <w:pPr>
+        <w:spacing w:line="336" w:lineRule="auto" w:after="180"/>
+      </w:pPr>
+      <w:r>
+        <w:rPr>
+          <w:b w:val="0"/>
+        </w:rPr>
         <w:t>Keep expected and actual results separate. Surprises are useful data when recorded honestly.</w:t>
       </w:r>
     </w:p>
@@ -3114,7 +4523,13 @@
       </w:r>
     </w:p>
     <w:p>
-      <w:r>
+      <w:pPr>
+        <w:spacing w:line="336" w:lineRule="auto" w:after="180"/>
+      </w:pPr>
+      <w:r>
+        <w:rPr>
+          <w:b w:val="0"/>
+        </w:rPr>
         <w:t>Build the editable score table, hand-check one row, run two profiles, and compare system ranking with independent recalculation.</w:t>
       </w:r>
     </w:p>
@@ -3364,7 +4779,14 @@
       </w:tr>
     </w:tbl>
     <w:p>
-      <w:r>
+      <w:pPr>
+        <w:spacing w:line="336" w:lineRule="auto" w:after="180"/>
+        <w:shd w:fill="F5F1FB"/>
+      </w:pPr>
+      <w:r>
+        <w:rPr>
+          <w:b w:val="0"/>
+        </w:rPr>
         <w:t>What did the hardest test teach you that the normal test did not?</w:t>
       </w:r>
     </w:p>
@@ -3410,7 +4832,13 @@
       </w:r>
     </w:p>
     <w:p>
-      <w:r>
+      <w:pPr>
+        <w:spacing w:line="336" w:lineRule="auto" w:after="180"/>
+      </w:pPr>
+      <w:r>
+        <w:rPr>
+          <w:b w:val="0"/>
+        </w:rPr>
         <w:t>Before trying: what do I expect, and why? While trying: which step could first go wrong? Afterwards: what did I actually observe, and what should change? Keep “not run” if you only traced the procedure.</w:t>
       </w:r>
     </w:p>
@@ -3424,17 +4852,52 @@
     </w:p>
     <w:p>
       <w:r>
+        <w:t>Move from recall to tracing, diagnosis and transfer in Build the Recommender. Explain why each step is justified.</w:t>
+      </w:r>
+    </w:p>
+    <w:p>
+      <w:pPr>
+        <w:spacing w:line="336" w:lineRule="auto" w:after="180"/>
+      </w:pPr>
+      <w:r>
+        <w:rPr>
+          <w:b/>
+        </w:rPr>
         <w:t>MASTERY</w:t>
       </w:r>
     </w:p>
     <w:p>
-      <w:r>
+      <w:pPr>
+        <w:spacing w:line="336" w:lineRule="auto" w:after="180"/>
+      </w:pPr>
+      <w:r>
+        <w:rPr>
+          <w:b w:val="0"/>
+        </w:rPr>
         <w:t>From Knowing the Word to Owning the Idea</w:t>
       </w:r>
     </w:p>
     <w:p>
-      <w:r>
-        <w:t>Move upward only when you can produce evidence without copying the worked example.</w:t>
+      <w:pPr>
+        <w:spacing w:line="336" w:lineRule="auto" w:after="180"/>
+      </w:pPr>
+      <w:r>
+        <w:rPr>
+          <w:b w:val="0"/>
+        </w:rPr>
+        <w:t xml:space="preserve">Move upward only when you can produce </w:t>
+      </w:r>
+      <w:r>
+        <w:rPr>
+          <w:b/>
+        </w:rPr>
+        <w:t>evidence</w:t>
+      </w:r>
+      <w:r>
+        <w:rPr>
+          <w:b w:val="0"/>
+        </w:rPr>
+        <w:t xml:space="preserve"> without copying the worked example.</w:t>
       </w:r>
     </w:p>
     <w:p>
@@ -3474,33 +4937,93 @@
       </w:r>
     </w:p>
     <w:p>
-      <w:r>
+      <w:pPr>
+        <w:spacing w:line="336" w:lineRule="auto" w:after="180"/>
+      </w:pPr>
+      <w:r>
+        <w:rPr>
+          <w:b w:val="0"/>
+        </w:rPr>
         <w:t>1 • NAME: Define the concept without repeating the textbook.</w:t>
       </w:r>
     </w:p>
     <w:p>
-      <w:r>
-        <w:t>2 • TRACE: Show the information, state, branch, calculation, or evidence path.</w:t>
-      </w:r>
-    </w:p>
-    <w:p>
-      <w:r>
+      <w:pPr>
+        <w:spacing w:line="336" w:lineRule="auto" w:after="180"/>
+      </w:pPr>
+      <w:r>
+        <w:rPr>
+          <w:b w:val="0"/>
+        </w:rPr>
+        <w:t xml:space="preserve">2 • TRACE: Show the information, state, branch, calculation, or </w:t>
+      </w:r>
+      <w:r>
+        <w:rPr>
+          <w:b/>
+        </w:rPr>
+        <w:t>evidence</w:t>
+      </w:r>
+      <w:r>
+        <w:rPr>
+          <w:b w:val="0"/>
+        </w:rPr>
+        <w:t xml:space="preserve"> path.</w:t>
+      </w:r>
+    </w:p>
+    <w:p>
+      <w:pPr>
+        <w:spacing w:line="336" w:lineRule="auto" w:after="180"/>
+      </w:pPr>
+      <w:r>
+        <w:rPr>
+          <w:b w:val="0"/>
+        </w:rPr>
         <w:t>3 • APPLY: Solve a different example independently.</w:t>
       </w:r>
     </w:p>
     <w:p>
-      <w:r>
+      <w:pPr>
+        <w:spacing w:line="336" w:lineRule="auto" w:after="180"/>
+      </w:pPr>
+      <w:r>
+        <w:rPr>
+          <w:b w:val="0"/>
+        </w:rPr>
         <w:t>4 • CHALLENGE: Find a boundary case, counterexample, or unfair outcome.</w:t>
       </w:r>
     </w:p>
     <w:p>
-      <w:r>
+      <w:pPr>
+        <w:spacing w:line="336" w:lineRule="auto" w:after="180"/>
+      </w:pPr>
+      <w:r>
+        <w:rPr>
+          <w:b w:val="0"/>
+        </w:rPr>
         <w:t>5 • EXPLAIN LIMITS: Say when the result should not be trusted or used alone.</w:t>
       </w:r>
     </w:p>
     <w:p>
-      <w:r>
-        <w:t>My strongest evidence of independent understanding:</w:t>
+      <w:pPr>
+        <w:spacing w:line="336" w:lineRule="auto" w:after="180"/>
+      </w:pPr>
+      <w:r>
+        <w:rPr>
+          <w:b w:val="0"/>
+        </w:rPr>
+        <w:t xml:space="preserve">My strongest </w:t>
+      </w:r>
+      <w:r>
+        <w:rPr>
+          <w:b/>
+        </w:rPr>
+        <w:t>evidence</w:t>
+      </w:r>
+      <w:r>
+        <w:rPr>
+          <w:b w:val="0"/>
+        </w:rPr>
+        <w:t xml:space="preserve"> of independent understanding:</w:t>
       </w:r>
     </w:p>
     <w:p>
@@ -3546,16 +5069,45 @@
     </w:p>
     <w:p>
       <w:r>
+        <w:t>Apply this week’s idea to Transparent Book Recommender. Keep an annotated decision and the evidence supporting it.</w:t>
+      </w:r>
+    </w:p>
+    <w:p>
+      <w:pPr>
+        <w:spacing w:line="336" w:lineRule="auto" w:after="180"/>
+      </w:pPr>
+      <w:r>
+        <w:rPr>
+          <w:b/>
+        </w:rPr>
         <w:t>CUMULATIVE PROJECT</w:t>
       </w:r>
     </w:p>
     <w:p>
-      <w:r>
-        <w:t>Transparent Book Recommender</w:t>
-      </w:r>
-    </w:p>
-    <w:p>
-      <w:r>
+      <w:pPr>
+        <w:spacing w:line="336" w:lineRule="auto" w:after="180"/>
+      </w:pPr>
+      <w:r>
+        <w:rPr>
+          <w:b w:val="0"/>
+        </w:rPr>
+        <w:t xml:space="preserve">Transparent Book </w:t>
+      </w:r>
+      <w:r>
+        <w:rPr>
+          <w:b/>
+        </w:rPr>
+        <w:t>Recommender</w:t>
+      </w:r>
+    </w:p>
+    <w:p>
+      <w:pPr>
+        <w:spacing w:line="336" w:lineRule="auto" w:after="180"/>
+      </w:pPr>
+      <w:r>
+        <w:rPr>
+          <w:b w:val="0"/>
+        </w:rPr>
         <w:t>Every week adds one inspectable piece. The system must show how it reached a result.</w:t>
       </w:r>
     </w:p>
@@ -3596,17 +5148,123 @@
       </w:r>
     </w:p>
     <w:p>
-      <w:r>
-        <w:t>THIS WEEK’S CHECKPOINT  This is the complete baseline: inputs, scoring, filter, ranking, explanation, and abstain rule.</w:t>
-      </w:r>
-    </w:p>
-    <w:p>
-      <w:r>
-        <w:t>SYSTEM MAP  Reader need → allowed inputs → transparent rule or score → ranked candidates → explanation → test record → human decision</w:t>
-      </w:r>
-    </w:p>
-    <w:p>
-      <w:r>
+      <w:pPr>
+        <w:spacing w:line="336" w:lineRule="auto" w:after="180"/>
+      </w:pPr>
+      <w:r>
+        <w:rPr>
+          <w:b w:val="0"/>
+        </w:rPr>
+        <w:t xml:space="preserve">THIS WEEK’S CHECKPOINT  This is the complete </w:t>
+      </w:r>
+      <w:r>
+        <w:rPr>
+          <w:b/>
+        </w:rPr>
+        <w:t>baseline</w:t>
+      </w:r>
+      <w:r>
+        <w:rPr>
+          <w:b w:val="0"/>
+        </w:rPr>
+        <w:t xml:space="preserve">: </w:t>
+      </w:r>
+      <w:r>
+        <w:rPr>
+          <w:b/>
+        </w:rPr>
+        <w:t>input</w:t>
+      </w:r>
+      <w:r>
+        <w:rPr>
+          <w:b w:val="0"/>
+        </w:rPr>
+        <w:t xml:space="preserve">s, scoring, filter, ranking, </w:t>
+      </w:r>
+      <w:r>
+        <w:rPr>
+          <w:b/>
+        </w:rPr>
+        <w:t>explanation</w:t>
+      </w:r>
+      <w:r>
+        <w:rPr>
+          <w:b w:val="0"/>
+        </w:rPr>
+        <w:t>, and abstain rule.</w:t>
+      </w:r>
+    </w:p>
+    <w:p>
+      <w:pPr>
+        <w:pStyle w:val="Heading3"/>
+      </w:pPr>
+      <w:r>
+        <w:t>Trace the system</w:t>
+      </w:r>
+    </w:p>
+    <w:p>
+      <w:pPr>
+        <w:spacing w:line="336" w:lineRule="auto" w:after="180"/>
+        <w:shd w:fill="EDF7F3"/>
+      </w:pPr>
+      <w:r>
+        <w:rPr>
+          <w:b w:val="0"/>
+        </w:rPr>
+        <w:t xml:space="preserve">SYSTEM MAP  Reader need → allowed </w:t>
+      </w:r>
+      <w:r>
+        <w:rPr>
+          <w:b/>
+        </w:rPr>
+        <w:t>input</w:t>
+      </w:r>
+      <w:r>
+        <w:rPr>
+          <w:b w:val="0"/>
+        </w:rPr>
+        <w:t xml:space="preserve">s → transparent rule or score → ranked </w:t>
+      </w:r>
+      <w:r>
+        <w:rPr>
+          <w:b/>
+        </w:rPr>
+        <w:t>candidate</w:t>
+      </w:r>
+      <w:r>
+        <w:rPr>
+          <w:b w:val="0"/>
+        </w:rPr>
+        <w:t xml:space="preserve">s → </w:t>
+      </w:r>
+      <w:r>
+        <w:rPr>
+          <w:b/>
+        </w:rPr>
+        <w:t>explanation</w:t>
+      </w:r>
+      <w:r>
+        <w:rPr>
+          <w:b w:val="0"/>
+        </w:rPr>
+        <w:t xml:space="preserve"> → test record → </w:t>
+      </w:r>
+      <w:r>
+        <w:rPr>
+          <w:b/>
+        </w:rPr>
+        <w:t>human decision</w:t>
+      </w:r>
+    </w:p>
+    <w:p>
+      <w:pPr>
+        <w:spacing w:line="336" w:lineRule="auto" w:after="180"/>
+        <w:shd w:fill="F5F1FB"/>
+      </w:pPr>
+      <w:r>
+        <w:rPr>
+          <w:b w:val="0"/>
+        </w:rPr>
         <w:t>What will you add, change, or verify in the project this week?</w:t>
       </w:r>
     </w:p>
@@ -3644,8 +5302,27 @@
       </w:r>
     </w:p>
     <w:p>
-      <w:r>
-        <w:t>What should remain under human control?</w:t>
+      <w:pPr>
+        <w:spacing w:line="336" w:lineRule="auto" w:after="180"/>
+        <w:shd w:fill="F5F1FB"/>
+      </w:pPr>
+      <w:r>
+        <w:rPr>
+          <w:b w:val="0"/>
+        </w:rPr>
+        <w:t xml:space="preserve">What should remain under </w:t>
+      </w:r>
+      <w:r>
+        <w:rPr>
+          <w:b/>
+        </w:rPr>
+        <w:t>human control</w:t>
+      </w:r>
+      <w:r>
+        <w:rPr>
+          <w:b w:val="0"/>
+        </w:rPr>
+        <w:t>?</w:t>
       </w:r>
     </w:p>
     <w:p>
@@ -3682,7 +5359,22 @@
       </w:r>
     </w:p>
     <w:p>
-      <w:r>
+      <w:pPr>
+        <w:pStyle w:val="Heading3"/>
+      </w:pPr>
+      <w:r>
+        <w:t>Responsible design</w:t>
+      </w:r>
+    </w:p>
+    <w:p>
+      <w:pPr>
+        <w:spacing w:line="336" w:lineRule="auto" w:after="180"/>
+        <w:shd w:fill="FFF5E6"/>
+      </w:pPr>
+      <w:r>
+        <w:rPr>
+          <w:b w:val="0"/>
+        </w:rPr>
         <w:t>RESPONSIBLE DESIGN  Collect only necessary information. Show uncertainty and limits. Never confuse a ranking with a fact about a person.</w:t>
       </w:r>
     </w:p>
@@ -3695,8 +5387,38 @@
       </w:r>
     </w:p>
     <w:p>
-      <w:r>
-        <w:t>Save the recommender code, contract and this full trace; test the same records in different input orders.</w:t>
+      <w:pPr>
+        <w:spacing w:line="336" w:lineRule="auto" w:after="180"/>
+      </w:pPr>
+      <w:r>
+        <w:rPr>
+          <w:b w:val="0"/>
+        </w:rPr>
+        <w:t xml:space="preserve">Save the </w:t>
+      </w:r>
+      <w:r>
+        <w:rPr>
+          <w:b/>
+        </w:rPr>
+        <w:t>recommender</w:t>
+      </w:r>
+      <w:r>
+        <w:rPr>
+          <w:b w:val="0"/>
+        </w:rPr>
+        <w:t xml:space="preserve"> code, contract and this full trace; test the same records in different </w:t>
+      </w:r>
+      <w:r>
+        <w:rPr>
+          <w:b/>
+        </w:rPr>
+        <w:t>input</w:t>
+      </w:r>
+      <w:r>
+        <w:rPr>
+          <w:b w:val="0"/>
+        </w:rPr>
+        <w:t xml:space="preserve"> orders.</w:t>
       </w:r>
     </w:p>
     <w:p>
@@ -3709,16 +5431,48 @@
     </w:p>
     <w:p>
       <w:r>
+        <w:t>Use a genuinely new case for independent evidence. Previously discussed examples remain practice; use the separately named independent case before feedback.</w:t>
+      </w:r>
+    </w:p>
+    <w:p>
+      <w:pPr>
+        <w:pStyle w:val="Heading3"/>
+      </w:pPr>
+      <w:r>
+        <w:t>Independent evidence</w:t>
+      </w:r>
+    </w:p>
+    <w:p>
+      <w:pPr>
+        <w:spacing w:line="336" w:lineRule="auto" w:after="180"/>
+        <w:shd w:fill="FFF5E6"/>
+      </w:pPr>
+      <w:r>
+        <w:rPr>
+          <w:b w:val="0"/>
+        </w:rPr>
         <w:t>INDEPENDENT MASTERY PROOF</w:t>
       </w:r>
     </w:p>
     <w:p>
-      <w:r>
+      <w:pPr>
+        <w:spacing w:line="336" w:lineRule="auto" w:after="180"/>
+      </w:pPr>
+      <w:r>
+        <w:rPr>
+          <w:b w:val="0"/>
+        </w:rPr>
         <w:t>Explain • Transfer • Test • Defend</w:t>
       </w:r>
     </w:p>
     <w:p>
-      <w:r>
+      <w:pPr>
+        <w:spacing w:line="336" w:lineRule="auto" w:after="180"/>
+      </w:pPr>
+      <w:r>
+        <w:rPr>
+          <w:b w:val="0"/>
+        </w:rPr>
         <w:t>Complete this page without copying the worked example. Your reasoning matters more than decoration.</w:t>
       </w:r>
     </w:p>
@@ -3759,12 +5513,46 @@
       </w:r>
     </w:p>
     <w:p>
-      <w:r>
-        <w:t>CHALLENGE  Implement a scoring table and produce ranked outputs.</w:t>
-      </w:r>
-    </w:p>
-    <w:p>
-      <w:r>
+      <w:pPr>
+        <w:pStyle w:val="Heading3"/>
+      </w:pPr>
+      <w:r>
+        <w:t>Try a more demanding case</w:t>
+      </w:r>
+    </w:p>
+    <w:p>
+      <w:pPr>
+        <w:spacing w:line="336" w:lineRule="auto" w:after="180"/>
+        <w:shd w:fill="F5F1FB"/>
+      </w:pPr>
+      <w:r>
+        <w:rPr>
+          <w:b w:val="0"/>
+        </w:rPr>
+        <w:t xml:space="preserve">CHALLENGE  Implement a scoring table and produce ranked </w:t>
+      </w:r>
+      <w:r>
+        <w:rPr>
+          <w:b/>
+        </w:rPr>
+        <w:t>output</w:t>
+      </w:r>
+      <w:r>
+        <w:rPr>
+          <w:b w:val="0"/>
+        </w:rPr>
+        <w:t>s.</w:t>
+      </w:r>
+    </w:p>
+    <w:p>
+      <w:pPr>
+        <w:spacing w:line="336" w:lineRule="auto" w:after="180"/>
+        <w:shd w:fill="F4F9FC"/>
+      </w:pPr>
+      <w:r>
+        <w:rPr>
+          <w:b w:val="0"/>
+        </w:rPr>
         <w:t>1. My fresh example, trace, calculation, or design:</w:t>
       </w:r>
     </w:p>
@@ -3802,8 +5590,27 @@
       </w:r>
     </w:p>
     <w:p>
-      <w:r>
-        <w:t>2. My evidence that it works (include a boundary or missing-data case):</w:t>
+      <w:pPr>
+        <w:spacing w:line="336" w:lineRule="auto" w:after="180"/>
+        <w:shd w:fill="F4F9FC"/>
+      </w:pPr>
+      <w:r>
+        <w:rPr>
+          <w:b w:val="0"/>
+        </w:rPr>
+        <w:t xml:space="preserve">2. My </w:t>
+      </w:r>
+      <w:r>
+        <w:rPr>
+          <w:b/>
+        </w:rPr>
+        <w:t>evidence</w:t>
+      </w:r>
+      <w:r>
+        <w:rPr>
+          <w:b w:val="0"/>
+        </w:rPr>
+        <w:t xml:space="preserve"> that it works (include a boundary or missing-data case):</w:t>
       </w:r>
     </w:p>
     <w:p>
@@ -3840,7 +5647,14 @@
       </w:r>
     </w:p>
     <w:p>
-      <w:r>
+      <w:pPr>
+        <w:spacing w:line="336" w:lineRule="auto" w:after="180"/>
+        <w:shd w:fill="F4F9FC"/>
+      </w:pPr>
+      <w:r>
+        <w:rPr>
+          <w:b w:val="0"/>
+        </w:rPr>
         <w:t>3. One limitation, fairness concern, or situation needing human review:</w:t>
       </w:r>
     </w:p>
@@ -3878,8 +5692,47 @@
       </w:r>
     </w:p>
     <w:p>
-      <w:r>
-        <w:t>SELF-CHECK  □ I explained the mechanism  □ I used evidence  □ I tested a fresh case  □ I named a limitation  □ I can answer ‘why?’</w:t>
+      <w:pPr>
+        <w:pStyle w:val="Heading3"/>
+      </w:pPr>
+      <w:r>
+        <w:t>Check your explanation</w:t>
+      </w:r>
+    </w:p>
+    <w:p>
+      <w:pPr>
+        <w:spacing w:line="336" w:lineRule="auto" w:after="180"/>
+        <w:shd w:fill="F5F1FB"/>
+      </w:pPr>
+      <w:r>
+        <w:rPr>
+          <w:b w:val="0"/>
+        </w:rPr>
+        <w:t xml:space="preserve">SELF-CHECK  □ I explained the </w:t>
+      </w:r>
+      <w:r>
+        <w:rPr>
+          <w:b/>
+        </w:rPr>
+        <w:t>mechanism</w:t>
+      </w:r>
+      <w:r>
+        <w:rPr>
+          <w:b w:val="0"/>
+        </w:rPr>
+        <w:t xml:space="preserve">  □ I used </w:t>
+      </w:r>
+      <w:r>
+        <w:rPr>
+          <w:b/>
+        </w:rPr>
+        <w:t>evidence</w:t>
+      </w:r>
+      <w:r>
+        <w:rPr>
+          <w:b w:val="0"/>
+        </w:rPr>
+        <w:t xml:space="preserve">  □ I tested a fresh case  □ I named a limitation  □ I can answer ‘why?’</w:t>
       </w:r>
     </w:p>
     <w:p>
@@ -3891,6 +5744,11 @@
       </w:r>
     </w:p>
     <w:p>
+      <w:r>
+        <w:t>Revisit the complete Build the Recommender case for supported practice. Repeated examples do not become fresh assessments.</w:t>
+      </w:r>
+    </w:p>
+    <w:p>
       <w:pPr>
         <w:pStyle w:val="Heading3"/>
       </w:pPr>
@@ -3899,7 +5757,13 @@
       </w:r>
     </w:p>
     <w:p>
-      <w:r>
+      <w:pPr>
+        <w:spacing w:line="336" w:lineRule="auto" w:after="180"/>
+      </w:pPr>
+      <w:r>
+        <w:rPr>
+          <w:b w:val="0"/>
+        </w:rPr>
         <w:t>Use the supplied details to practise the weekly concept before attempting the independent question. This case extends the illustrated lesson.</w:t>
       </w:r>
     </w:p>
@@ -3912,7 +5776,13 @@
       </w:r>
     </w:p>
     <w:p>
-      <w:r>
+      <w:pPr>
+        <w:spacing w:line="336" w:lineRule="auto" w:after="180"/>
+      </w:pPr>
+      <w:r>
+        <w:rPr>
+          <w:b w:val="0"/>
+        </w:rPr>
         <w:t>A has flags (1,1), B=(1,0), C=(0,1); score=2g+l.</w:t>
       </w:r>
     </w:p>
@@ -3925,8 +5795,26 @@
       </w:r>
     </w:p>
     <w:p>
-      <w:r>
-        <w:t>Compute the winner and evidence to display.</w:t>
+      <w:pPr>
+        <w:spacing w:line="336" w:lineRule="auto" w:after="180"/>
+      </w:pPr>
+      <w:r>
+        <w:rPr>
+          <w:b w:val="0"/>
+        </w:rPr>
+        <w:t xml:space="preserve">Compute the winner and </w:t>
+      </w:r>
+      <w:r>
+        <w:rPr>
+          <w:b/>
+        </w:rPr>
+        <w:t>evidence</w:t>
+      </w:r>
+      <w:r>
+        <w:rPr>
+          <w:b w:val="0"/>
+        </w:rPr>
+        <w:t xml:space="preserve"> to display.</w:t>
       </w:r>
     </w:p>
     <w:p>
@@ -3938,8 +5826,26 @@
       </w:r>
     </w:p>
     <w:p>
-      <w:r>
-        <w:t>A wins at 3; B=2; C=1. Show flags, formula, scores and explanation; declare tie policy.</w:t>
+      <w:pPr>
+        <w:spacing w:line="336" w:lineRule="auto" w:after="180"/>
+      </w:pPr>
+      <w:r>
+        <w:rPr>
+          <w:b w:val="0"/>
+        </w:rPr>
+        <w:t xml:space="preserve">A wins at 3; B=2; C=1. Show flags, formula, scores and </w:t>
+      </w:r>
+      <w:r>
+        <w:rPr>
+          <w:b/>
+        </w:rPr>
+        <w:t>explanation</w:t>
+      </w:r>
+      <w:r>
+        <w:rPr>
+          <w:b w:val="0"/>
+        </w:rPr>
+        <w:t>; declare tie policy.</w:t>
       </w:r>
     </w:p>
     <w:p>
@@ -3951,7 +5857,14 @@
       </w:r>
     </w:p>
     <w:p>
-      <w:r>
+      <w:pPr>
+        <w:spacing w:line="336" w:lineRule="auto" w:after="180"/>
+        <w:shd w:fill="F5F1FB"/>
+      </w:pPr>
+      <w:r>
+        <w:rPr>
+          <w:b w:val="0"/>
+        </w:rPr>
         <w:t>Which detail supports the answer, and why does it matter?</w:t>
       </w:r>
     </w:p>
@@ -4107,18 +6020,60 @@
       </w:tr>
     </w:tbl>
     <w:p>
-      <w:r>
+      <w:pPr>
+        <w:spacing w:line="336" w:lineRule="auto" w:after="180"/>
+      </w:pPr>
+      <w:r>
+        <w:rPr>
+          <w:b w:val="0"/>
+        </w:rPr>
         <w:t>A has flags (1,1), B=(1,0), C=(0,1); score=2g+l.</w:t>
       </w:r>
     </w:p>
     <w:p>
-      <w:r>
-        <w:t>Compute the winner and evidence to display.</w:t>
-      </w:r>
-    </w:p>
-    <w:p>
-      <w:r>
-        <w:t>A wins at 3; B=2; C=1. Show flags, formula, scores and explanation; declare tie policy.</w:t>
+      <w:pPr>
+        <w:spacing w:line="336" w:lineRule="auto" w:after="180"/>
+      </w:pPr>
+      <w:r>
+        <w:rPr>
+          <w:b w:val="0"/>
+        </w:rPr>
+        <w:t xml:space="preserve">Compute the winner and </w:t>
+      </w:r>
+      <w:r>
+        <w:rPr>
+          <w:b/>
+        </w:rPr>
+        <w:t>evidence</w:t>
+      </w:r>
+      <w:r>
+        <w:rPr>
+          <w:b w:val="0"/>
+        </w:rPr>
+        <w:t xml:space="preserve"> to display.</w:t>
+      </w:r>
+    </w:p>
+    <w:p>
+      <w:pPr>
+        <w:spacing w:line="336" w:lineRule="auto" w:after="180"/>
+      </w:pPr>
+      <w:r>
+        <w:rPr>
+          <w:b w:val="0"/>
+        </w:rPr>
+        <w:t xml:space="preserve">A wins at 3; B=2; C=1. Show flags, formula, scores and </w:t>
+      </w:r>
+      <w:r>
+        <w:rPr>
+          <w:b/>
+        </w:rPr>
+        <w:t>explanation</w:t>
+      </w:r>
+      <w:r>
+        <w:rPr>
+          <w:b w:val="0"/>
+        </w:rPr>
+        <w:t>; declare tie policy.</w:t>
       </w:r>
     </w:p>
     <w:p>
@@ -4130,6 +6085,11 @@
       </w:r>
     </w:p>
     <w:p>
+      <w:r>
+        <w:t>Attempt the reserved new case before feedback. Record support; the earlier examples below remain additional practice.</w:t>
+      </w:r>
+    </w:p>
+    <w:p>
       <w:pPr>
         <w:pStyle w:val="Heading3"/>
       </w:pPr>
@@ -4138,8 +6098,25 @@
       </w:r>
     </w:p>
     <w:p>
-      <w:r>
-        <w:t>Request: mystery, at most 100 pages. Catalogue: D mystery110 illustrated; E mystery80 plain; F science80 illustrated; G mystery95 illustrated; H mystery90 illustrated. Filter first; score 3 for mystery plus 2 for illustrations; break ties by fewer pages.</w:t>
+      <w:pPr>
+        <w:spacing w:line="336" w:lineRule="auto" w:after="180"/>
+      </w:pPr>
+      <w:r>
+        <w:rPr>
+          <w:b w:val="0"/>
+        </w:rPr>
+        <w:t>Request: mystery, at most 100 pages. Catalogue: D mystery110 illustrated; E mystery80 plain; F science80 illustrated; G mystery95 illustrated; H mystery90 illustrated.</w:t>
+      </w:r>
+    </w:p>
+    <w:p>
+      <w:pPr>
+        <w:spacing w:line="336" w:lineRule="auto" w:after="180"/>
+      </w:pPr>
+      <w:r>
+        <w:rPr>
+          <w:b w:val="0"/>
+        </w:rPr>
+        <w:t>Filter first; score 3 for mystery plus 2 for illustrations; break ties by fewer pages.</w:t>
       </w:r>
     </w:p>
     <w:p>
@@ -4186,7 +6163,13 @@
       </w:r>
     </w:p>
     <w:p>
-      <w:r>
+      <w:pPr>
+        <w:spacing w:line="336" w:lineRule="auto" w:after="180"/>
+      </w:pPr>
+      <w:r>
+        <w:rPr>
+          <w:b w:val="0"/>
+        </w:rPr>
         <w:t>Attempt this case before feedback. Record any help. Earlier examples below are further practice; a case already practised with feedback cannot establish fresh transfer.</w:t>
       </w:r>
     </w:p>
@@ -4199,18 +6182,55 @@
       </w:r>
     </w:p>
     <w:p>
-      <w:r>
-        <w:t>Close the worked explanation. Apply the idea to this different question without copying.</w:t>
-      </w:r>
-    </w:p>
-    <w:p>
-      <w:r>
+      <w:pPr>
+        <w:spacing w:line="336" w:lineRule="auto" w:after="180"/>
+      </w:pPr>
+      <w:r>
+        <w:rPr>
+          <w:b w:val="0"/>
+        </w:rPr>
+        <w:t xml:space="preserve">Close the worked </w:t>
+      </w:r>
+      <w:r>
+        <w:rPr>
+          <w:b/>
+        </w:rPr>
+        <w:t>explanation</w:t>
+      </w:r>
+      <w:r>
+        <w:rPr>
+          <w:b w:val="0"/>
+        </w:rPr>
+        <w:t>. Apply the idea to this different question without copying.</w:t>
+      </w:r>
+    </w:p>
+    <w:p>
+      <w:pPr>
+        <w:spacing w:line="336" w:lineRule="auto" w:after="180"/>
+        <w:shd w:fill="F5F1FB"/>
+      </w:pPr>
+      <w:r>
+        <w:rPr>
+          <w:b w:val="0"/>
+        </w:rPr>
         <w:t>A reader requests space and at most 60 pages. Book A is space, 90 pages; B is animals, 40 pages. What should the prototype return if both conditions are required?</w:t>
       </w:r>
     </w:p>
     <w:p>
-      <w:r>
-        <w:t>My answer, with a trace, calculation or supporting evidence</w:t>
+      <w:pPr>
+        <w:spacing w:line="336" w:lineRule="auto" w:after="180"/>
+      </w:pPr>
+      <w:r>
+        <w:rPr>
+          <w:b w:val="0"/>
+        </w:rPr>
+        <w:t xml:space="preserve">My answer, with a trace, calculation or supporting </w:t>
+      </w:r>
+      <w:r>
+        <w:rPr>
+          <w:b/>
+        </w:rPr>
+        <w:t>evidence</w:t>
       </w:r>
     </w:p>
     <w:p>
@@ -4255,13 +6275,37 @@
       </w:r>
     </w:p>
     <w:p>
-      <w:r>
+      <w:pPr>
+        <w:spacing w:line="336" w:lineRule="auto" w:after="180"/>
+      </w:pPr>
+      <w:r>
+        <w:rPr>
+          <w:b w:val="0"/>
+        </w:rPr>
         <w:t>Change one relevant detail. Predict the result before testing. Include a boundary or missing-information case when it helps reveal a limit.</w:t>
       </w:r>
     </w:p>
     <w:p>
-      <w:r>
-        <w:t>My changed input and expected result</w:t>
+      <w:pPr>
+        <w:spacing w:line="336" w:lineRule="auto" w:after="180"/>
+      </w:pPr>
+      <w:r>
+        <w:rPr>
+          <w:b w:val="0"/>
+        </w:rPr>
+        <w:t xml:space="preserve">My changed </w:t>
+      </w:r>
+      <w:r>
+        <w:rPr>
+          <w:b/>
+        </w:rPr>
+        <w:t>input</w:t>
+      </w:r>
+      <w:r>
+        <w:rPr>
+          <w:b w:val="0"/>
+        </w:rPr>
+        <w:t xml:space="preserve"> and expected result</w:t>
       </w:r>
     </w:p>
     <w:p>
@@ -4306,13 +6350,73 @@
       </w:r>
     </w:p>
     <w:p>
-      <w:r>
-        <w:t>This is the complete baseline: inputs, scoring, filter, ranking, explanation, and abstain rule.</w:t>
-      </w:r>
-    </w:p>
-    <w:p>
-      <w:r>
-        <w:t>The evidence I will keep</w:t>
+      <w:pPr>
+        <w:spacing w:line="336" w:lineRule="auto" w:after="180"/>
+      </w:pPr>
+      <w:r>
+        <w:rPr>
+          <w:b w:val="0"/>
+        </w:rPr>
+        <w:t xml:space="preserve">This is the complete </w:t>
+      </w:r>
+      <w:r>
+        <w:rPr>
+          <w:b/>
+        </w:rPr>
+        <w:t>baseline</w:t>
+      </w:r>
+      <w:r>
+        <w:rPr>
+          <w:b w:val="0"/>
+        </w:rPr>
+        <w:t xml:space="preserve">: </w:t>
+      </w:r>
+      <w:r>
+        <w:rPr>
+          <w:b/>
+        </w:rPr>
+        <w:t>input</w:t>
+      </w:r>
+      <w:r>
+        <w:rPr>
+          <w:b w:val="0"/>
+        </w:rPr>
+        <w:t xml:space="preserve">s, scoring, filter, ranking, </w:t>
+      </w:r>
+      <w:r>
+        <w:rPr>
+          <w:b/>
+        </w:rPr>
+        <w:t>explanation</w:t>
+      </w:r>
+      <w:r>
+        <w:rPr>
+          <w:b w:val="0"/>
+        </w:rPr>
+        <w:t>, and abstain rule.</w:t>
+      </w:r>
+    </w:p>
+    <w:p>
+      <w:pPr>
+        <w:spacing w:line="336" w:lineRule="auto" w:after="180"/>
+      </w:pPr>
+      <w:r>
+        <w:rPr>
+          <w:b w:val="0"/>
+        </w:rPr>
+        <w:t xml:space="preserve">The </w:t>
+      </w:r>
+      <w:r>
+        <w:rPr>
+          <w:b/>
+        </w:rPr>
+        <w:t>evidence</w:t>
+      </w:r>
+      <w:r>
+        <w:rPr>
+          <w:b w:val="0"/>
+        </w:rPr>
+        <w:t xml:space="preserve"> I will keep</w:t>
       </w:r>
     </w:p>
     <w:p>
@@ -4349,8 +6453,26 @@
       </w:r>
     </w:p>
     <w:p>
-      <w:r>
-        <w:t>Your teacher has the independent answer and scoring criteria. Complete the matching workbook week to keep your practice evidence together.</w:t>
+      <w:pPr>
+        <w:spacing w:line="336" w:lineRule="auto" w:after="180"/>
+      </w:pPr>
+      <w:r>
+        <w:rPr>
+          <w:b w:val="0"/>
+        </w:rPr>
+        <w:t xml:space="preserve">Your teacher has the independent answer and scoring criteria. Complete the matching workbook week to keep your practice </w:t>
+      </w:r>
+      <w:r>
+        <w:rPr>
+          <w:b/>
+        </w:rPr>
+        <w:t>evidence</w:t>
+      </w:r>
+      <w:r>
+        <w:rPr>
+          <w:b w:val="0"/>
+        </w:rPr>
+        <w:t xml:space="preserve"> together.</w:t>
       </w:r>
     </w:p>
     <w:p>
@@ -4362,8 +6484,25 @@
       </w:r>
     </w:p>
     <w:p>
-      <w:r>
-        <w:t>Catalogue: A mystery/90/illustrated, B mystery/140/not illustrated, C science/80/illustrated. Request mystery, maximum 100 pages. Rank with 2 genre points and 1 illustration point after filtering. Show why other books are excluded.</w:t>
+      <w:pPr>
+        <w:spacing w:line="336" w:lineRule="auto" w:after="180"/>
+      </w:pPr>
+      <w:r>
+        <w:rPr>
+          <w:b w:val="0"/>
+        </w:rPr>
+        <w:t>Catalogue: A mystery/90/illustrated, B mystery/140/not illustrated, C science/80/illustrated. Request mystery, maximum 100 pages. Rank with 2 genre points and 1 illustration point after filtering.</w:t>
+      </w:r>
+    </w:p>
+    <w:p>
+      <w:pPr>
+        <w:spacing w:line="336" w:lineRule="auto" w:after="180"/>
+      </w:pPr>
+      <w:r>
+        <w:rPr>
+          <w:b w:val="0"/>
+        </w:rPr>
+        <w:t>Show why other books are excluded.</w:t>
       </w:r>
     </w:p>
     <w:p>
@@ -4418,8 +6557,25 @@
       </w:r>
     </w:p>
     <w:p>
-      <w:r>
-        <w:t>Attempt the independent case before hints. Record whether you worked alone, used a hint or followed a model. After feedback, fix the first unsupported step and explain why it changed. A later check uses a changed case, not a copied answer.</w:t>
+      <w:pPr>
+        <w:spacing w:line="336" w:lineRule="auto" w:after="180"/>
+      </w:pPr>
+      <w:r>
+        <w:rPr>
+          <w:b w:val="0"/>
+        </w:rPr>
+        <w:t>Attempt the independent case before hints. Record whether you worked alone, used a hint or followed a model. After feedback, fix the first unsupported step and explain why it changed.</w:t>
+      </w:r>
+    </w:p>
+    <w:p>
+      <w:pPr>
+        <w:spacing w:line="336" w:lineRule="auto" w:after="180"/>
+      </w:pPr>
+      <w:r>
+        <w:rPr>
+          <w:b w:val="0"/>
+        </w:rPr>
+        <w:t>A later check uses a changed case, not a copied answer.</w:t>
       </w:r>
     </w:p>
     <w:p>
@@ -4432,6 +6588,17 @@
     </w:p>
     <w:p>
       <w:r>
+        <w:t>Use this map to navigate Build the Recommender, connect the goals to tasks and keep one evidence record for each attempt.</w:t>
+      </w:r>
+    </w:p>
+    <w:p>
+      <w:pPr>
+        <w:spacing w:line="336" w:lineRule="auto" w:after="180"/>
+      </w:pPr>
+      <w:r>
+        <w:rPr>
+          <w:b w:val="0"/>
+        </w:rPr>
         <w:t>Start with this question: A fictional book chooser filters a request before comparing preference scores.</w:t>
       </w:r>
     </w:p>
@@ -4538,13 +6705,61 @@
       </w:tr>
     </w:tbl>
     <w:p>
-      <w:r>
-        <w:t>Remember → watch and explain → try with help → investigate → try independently → keep project evidence. Your teacher may spread this lesson across several classes.</w:t>
-      </w:r>
-    </w:p>
-    <w:p>
-      <w:r>
-        <w:t>Keep your first prediction. Compare it with what the evidence shows and explain any change.</w:t>
+      <w:pPr>
+        <w:spacing w:line="336" w:lineRule="auto" w:after="180"/>
+      </w:pPr>
+      <w:r>
+        <w:rPr>
+          <w:b w:val="0"/>
+        </w:rPr>
+        <w:t xml:space="preserve">Remember → watch and explain → try with help → investigate → try independently → keep project </w:t>
+      </w:r>
+      <w:r>
+        <w:rPr>
+          <w:b/>
+        </w:rPr>
+        <w:t>evidence</w:t>
+      </w:r>
+      <w:r>
+        <w:rPr>
+          <w:b w:val="0"/>
+        </w:rPr>
+        <w:t>. Your teacher may spread this lesson across several classes.</w:t>
+      </w:r>
+    </w:p>
+    <w:p>
+      <w:pPr>
+        <w:spacing w:line="336" w:lineRule="auto" w:after="180"/>
+      </w:pPr>
+      <w:r>
+        <w:rPr>
+          <w:b w:val="0"/>
+        </w:rPr>
+        <w:t xml:space="preserve">Keep your first </w:t>
+      </w:r>
+      <w:r>
+        <w:rPr>
+          <w:b/>
+        </w:rPr>
+        <w:t>prediction</w:t>
+      </w:r>
+      <w:r>
+        <w:rPr>
+          <w:b w:val="0"/>
+        </w:rPr>
+        <w:t xml:space="preserve">. Compare it with what the </w:t>
+      </w:r>
+      <w:r>
+        <w:rPr>
+          <w:b/>
+        </w:rPr>
+        <w:t>evidence</w:t>
+      </w:r>
+      <w:r>
+        <w:rPr>
+          <w:b w:val="0"/>
+        </w:rPr>
+        <w:t xml:space="preserve"> shows and explain any change.</w:t>
       </w:r>
     </w:p>
     <w:p>
@@ -4557,7 +6772,36 @@
     </w:p>
     <w:p>
       <w:r>
-        <w:t>Close your notes. Explain this goal in your own words: Implement a deterministic recommender</w:t>
+        <w:t>Explain Build the Recommender without notes, identify a remaining question and plan a later check with a changed case.</w:t>
+      </w:r>
+    </w:p>
+    <w:p>
+      <w:pPr>
+        <w:spacing w:line="336" w:lineRule="auto" w:after="180"/>
+      </w:pPr>
+      <w:r>
+        <w:rPr>
+          <w:b w:val="0"/>
+        </w:rPr>
+        <w:t xml:space="preserve">Close your notes. Explain this goal in your own words: Implement a </w:t>
+      </w:r>
+      <w:r>
+        <w:rPr>
+          <w:b/>
+        </w:rPr>
+        <w:t>deterministic</w:t>
+      </w:r>
+      <w:r>
+        <w:rPr>
+          <w:b w:val="0"/>
+        </w:rPr>
+        <w:t xml:space="preserve"> </w:t>
+      </w:r>
+      <w:r>
+        <w:rPr>
+          <w:b/>
+        </w:rPr>
+        <w:t>recommender</w:t>
       </w:r>
     </w:p>
     <w:p>
@@ -4594,13 +6838,61 @@
       </w:r>
     </w:p>
     <w:p>
-      <w:r>
-        <w:t>If you are unsure, return to the worked picture and explain one arrow. If you are ready, change an input or assumption and justify your prediction.</w:t>
-      </w:r>
-    </w:p>
-    <w:p>
-      <w:r>
-        <w:t>Save your workbook evidence. At the next review, try a different case before opening your old answer.</w:t>
+      <w:pPr>
+        <w:spacing w:line="336" w:lineRule="auto" w:after="180"/>
+      </w:pPr>
+      <w:r>
+        <w:rPr>
+          <w:b w:val="0"/>
+        </w:rPr>
+        <w:t xml:space="preserve">If you are unsure, return to the worked picture and explain one arrow. If you are ready, change an </w:t>
+      </w:r>
+      <w:r>
+        <w:rPr>
+          <w:b/>
+        </w:rPr>
+        <w:t>input</w:t>
+      </w:r>
+      <w:r>
+        <w:rPr>
+          <w:b w:val="0"/>
+        </w:rPr>
+        <w:t xml:space="preserve"> or assumption and justify your </w:t>
+      </w:r>
+      <w:r>
+        <w:rPr>
+          <w:b/>
+        </w:rPr>
+        <w:t>prediction</w:t>
+      </w:r>
+      <w:r>
+        <w:rPr>
+          <w:b w:val="0"/>
+        </w:rPr>
+        <w:t>.</w:t>
+      </w:r>
+    </w:p>
+    <w:p>
+      <w:pPr>
+        <w:spacing w:line="336" w:lineRule="auto" w:after="180"/>
+      </w:pPr>
+      <w:r>
+        <w:rPr>
+          <w:b w:val="0"/>
+        </w:rPr>
+        <w:t xml:space="preserve">Save your workbook </w:t>
+      </w:r>
+      <w:r>
+        <w:rPr>
+          <w:b/>
+        </w:rPr>
+        <w:t>evidence</w:t>
+      </w:r>
+      <w:r>
+        <w:rPr>
+          <w:b w:val="0"/>
+        </w:rPr>
+        <w:t>. At the next review, try a different case before opening your old answer.</w:t>
       </w:r>
     </w:p>
     <w:p>
@@ -4613,11 +6905,28 @@
     </w:p>
     <w:p>
       <w:r>
+        <w:t>Attempt supported questions before using hints or feedback. Review a missing building block, then keep the completed work.</w:t>
+      </w:r>
+    </w:p>
+    <w:p>
+      <w:pPr>
+        <w:spacing w:line="336" w:lineRule="auto" w:after="180"/>
+      </w:pPr>
+      <w:r>
+        <w:rPr>
+          <w:b w:val="0"/>
+        </w:rPr>
         <w:t>Use this supported practice once, in the browser or on paper. Keep the reserved independent assessment for a separate first attempt before teacher feedback.</w:t>
       </w:r>
     </w:p>
     <w:p>
-      <w:r>
+      <w:pPr>
+        <w:spacing w:line="336" w:lineRule="auto" w:after="180"/>
+      </w:pPr>
+      <w:r>
+        <w:rPr>
+          <w:b w:val="0"/>
+        </w:rPr>
         <w:t>A fictional book chooser filters a request before comparing preference scores.</w:t>
       </w:r>
     </w:p>
@@ -4630,27 +6939,91 @@
       </w:r>
     </w:p>
     <w:p>
-      <w:r>
-        <w:t>Which labelled step matches this detail? Reordering the input rows must not change D’s unique winning score.</w:t>
-      </w:r>
-    </w:p>
-    <w:p>
-      <w:r>
+      <w:pPr>
+        <w:spacing w:line="336" w:lineRule="auto" w:after="180"/>
+      </w:pPr>
+      <w:r>
+        <w:rPr>
+          <w:b w:val="0"/>
+        </w:rPr>
+        <w:t xml:space="preserve">Which labelled step matches this detail? Reordering the </w:t>
+      </w:r>
+      <w:r>
+        <w:rPr>
+          <w:b/>
+        </w:rPr>
+        <w:t>input</w:t>
+      </w:r>
+      <w:r>
+        <w:rPr>
+          <w:b w:val="0"/>
+        </w:rPr>
+        <w:t xml:space="preserve"> rows must not change D’s unique winning score.</w:t>
+      </w:r>
+    </w:p>
+    <w:p>
+      <w:pPr>
+        <w:spacing w:line="336" w:lineRule="auto" w:after="180"/>
+        <w:shd w:fill="F4F9FC"/>
+      </w:pPr>
+      <w:r>
+        <w:rPr>
+          <w:b w:val="0"/>
+        </w:rPr>
         <w:t>1. Choose best</w:t>
       </w:r>
     </w:p>
     <w:p>
-      <w:r>
+      <w:pPr>
+        <w:spacing w:line="336" w:lineRule="auto" w:after="180"/>
+        <w:shd w:fill="F4F9FC"/>
+      </w:pPr>
+      <w:r>
+        <w:rPr>
+          <w:b w:val="0"/>
+        </w:rPr>
         <w:t>2. Filter</w:t>
       </w:r>
     </w:p>
     <w:p>
-      <w:r>
-        <w:t>3. Deterministic output</w:t>
-      </w:r>
-    </w:p>
-    <w:p>
-      <w:r>
+      <w:pPr>
+        <w:spacing w:line="336" w:lineRule="auto" w:after="180"/>
+        <w:shd w:fill="F4F9FC"/>
+      </w:pPr>
+      <w:r>
+        <w:rPr>
+          <w:b w:val="0"/>
+        </w:rPr>
+        <w:t xml:space="preserve">3. </w:t>
+      </w:r>
+      <w:r>
+        <w:rPr>
+          <w:b/>
+        </w:rPr>
+        <w:t>Deterministic</w:t>
+      </w:r>
+      <w:r>
+        <w:rPr>
+          <w:b w:val="0"/>
+        </w:rPr>
+        <w:t xml:space="preserve"> </w:t>
+      </w:r>
+      <w:r>
+        <w:rPr>
+          <w:b/>
+        </w:rPr>
+        <w:t>output</w:t>
+      </w:r>
+    </w:p>
+    <w:p>
+      <w:pPr>
+        <w:spacing w:line="336" w:lineRule="auto" w:after="180"/>
+        <w:shd w:fill="F4F9FC"/>
+      </w:pPr>
+      <w:r>
+        <w:rPr>
+          <w:b w:val="0"/>
+        </w:rPr>
         <w:t>4. Compute scores</w:t>
       </w:r>
     </w:p>
@@ -4688,41 +7061,227 @@
       </w:r>
     </w:p>
     <w:p>
-      <w:r>
-        <w:t>Hint if needed: Read the steps in the pictorial case. Match the supplied detail to the stage that performs or records it.</w:t>
-      </w:r>
-    </w:p>
-    <w:p>
-      <w:r>
-        <w:t>After your attempt, compare with the supported explanation: Deterministic output Reordering the input rows must not change D’s unique winning score. Eligibility and ranking answer different questions. C has a high preference score but is not an animal book, so it must stay excluded. The implementation needs a no-match result and explicit tie policy even when this example has a unique winner. Save rejected reasons for an explanation, not just the final ID.</w:t>
-      </w:r>
-    </w:p>
-    <w:p>
       <w:pPr>
         <w:pStyle w:val="Heading3"/>
       </w:pPr>
       <w:r>
+        <w:t>Hint · try first</w:t>
+      </w:r>
+    </w:p>
+    <w:p>
+      <w:pPr>
+        <w:spacing w:line="336" w:lineRule="auto" w:after="180"/>
+        <w:shd w:fill="F1F6F8"/>
+      </w:pPr>
+      <w:r>
+        <w:rPr>
+          <w:b w:val="0"/>
+        </w:rPr>
+        <w:t xml:space="preserve">Hint if needed: Read the steps in the pictorial case. Match the supplied detail to the </w:t>
+      </w:r>
+      <w:r>
+        <w:rPr>
+          <w:b/>
+        </w:rPr>
+        <w:t>stage</w:t>
+      </w:r>
+      <w:r>
+        <w:rPr>
+          <w:b w:val="0"/>
+        </w:rPr>
+        <w:t xml:space="preserve"> that performs or records it.</w:t>
+      </w:r>
+    </w:p>
+    <w:p>
+      <w:pPr>
+        <w:pStyle w:val="Heading3"/>
+      </w:pPr>
+      <w:r>
+        <w:t>Feedback · compare after trying</w:t>
+      </w:r>
+    </w:p>
+    <w:p>
+      <w:pPr>
+        <w:spacing w:line="336" w:lineRule="auto" w:after="180"/>
+        <w:shd w:fill="F1F6FC"/>
+      </w:pPr>
+      <w:r>
+        <w:rPr>
+          <w:b w:val="0"/>
+        </w:rPr>
+        <w:t xml:space="preserve">After your attempt, compare with the supported </w:t>
+      </w:r>
+      <w:r>
+        <w:rPr>
+          <w:b/>
+        </w:rPr>
+        <w:t>explanation</w:t>
+      </w:r>
+      <w:r>
+        <w:rPr>
+          <w:b w:val="0"/>
+        </w:rPr>
+        <w:t xml:space="preserve">: </w:t>
+      </w:r>
+      <w:r>
+        <w:rPr>
+          <w:b/>
+        </w:rPr>
+        <w:t>Deterministic</w:t>
+      </w:r>
+      <w:r>
+        <w:rPr>
+          <w:b w:val="0"/>
+        </w:rPr>
+        <w:t xml:space="preserve"> </w:t>
+      </w:r>
+      <w:r>
+        <w:rPr>
+          <w:b/>
+        </w:rPr>
+        <w:t>output</w:t>
+      </w:r>
+      <w:r>
+        <w:rPr>
+          <w:b w:val="0"/>
+        </w:rPr>
+        <w:t xml:space="preserve"> Reordering the </w:t>
+      </w:r>
+      <w:r>
+        <w:rPr>
+          <w:b/>
+        </w:rPr>
+        <w:t>input</w:t>
+      </w:r>
+      <w:r>
+        <w:rPr>
+          <w:b w:val="0"/>
+        </w:rPr>
+        <w:t xml:space="preserve"> rows must not change D’s unique winning score. Eligibility and ranking answer different questions.</w:t>
+      </w:r>
+    </w:p>
+    <w:p>
+      <w:pPr>
+        <w:spacing w:line="336" w:lineRule="auto" w:after="180"/>
+        <w:shd w:fill="F1F6FC"/>
+      </w:pPr>
+      <w:r>
+        <w:rPr>
+          <w:b w:val="0"/>
+        </w:rPr>
+        <w:t>C has a high preference score but is not an animal book, so it must stay excluded. The implementation needs a no-match result and explicit tie policy even when this example has a unique winner.</w:t>
+      </w:r>
+    </w:p>
+    <w:p>
+      <w:pPr>
+        <w:spacing w:line="336" w:lineRule="auto" w:after="180"/>
+        <w:shd w:fill="F1F6FC"/>
+      </w:pPr>
+      <w:r>
+        <w:rPr>
+          <w:b w:val="0"/>
+        </w:rPr>
+        <w:t xml:space="preserve">Save rejected reasons for an </w:t>
+      </w:r>
+      <w:r>
+        <w:rPr>
+          <w:b/>
+        </w:rPr>
+        <w:t>explanation</w:t>
+      </w:r>
+      <w:r>
+        <w:rPr>
+          <w:b w:val="0"/>
+        </w:rPr>
+        <w:t>, not just the final ID.</w:t>
+      </w:r>
+    </w:p>
+    <w:p>
+      <w:pPr>
+        <w:pStyle w:val="Heading3"/>
+      </w:pPr>
+      <w:r>
         <w:t>Practice 2: explain the deciding evidence</w:t>
       </w:r>
     </w:p>
     <w:p>
-      <w:r>
+      <w:pPr>
+        <w:pStyle w:val="Heading3"/>
+      </w:pPr>
+      <w:r>
+        <w:t>Changed case · predict first</w:t>
+      </w:r>
+    </w:p>
+    <w:p>
+      <w:pPr>
+        <w:spacing w:line="336" w:lineRule="auto" w:after="180"/>
+        <w:shd w:fill="F5F1FB"/>
+      </w:pPr>
+      <w:r>
+        <w:rPr>
+          <w:b w:val="0"/>
+        </w:rPr>
         <w:t>Changed-case practice: Change D’s pages to 91, leaving every other field unchanged. Which conclusion is supported by the supplied facts?</w:t>
       </w:r>
     </w:p>
     <w:p>
-      <w:r>
+      <w:pPr>
+        <w:spacing w:line="336" w:lineRule="auto" w:after="180"/>
+        <w:shd w:fill="F4F9FC"/>
+      </w:pPr>
+      <w:r>
+        <w:rPr>
+          <w:b w:val="0"/>
+        </w:rPr>
         <w:t>1. D becomes ineligible, so A wins with score 2.</w:t>
       </w:r>
     </w:p>
     <w:p>
-      <w:r>
-        <w:t>2. This one example guarantees correct results for every future input.</w:t>
-      </w:r>
-    </w:p>
-    <w:p>
-      <w:r>
-        <w:t>3. We can decide the result without examining the changed input or the procedure.</w:t>
+      <w:pPr>
+        <w:spacing w:line="336" w:lineRule="auto" w:after="180"/>
+        <w:shd w:fill="F4F9FC"/>
+      </w:pPr>
+      <w:r>
+        <w:rPr>
+          <w:b w:val="0"/>
+        </w:rPr>
+        <w:t xml:space="preserve">2. This one example guarantees correct results for every future </w:t>
+      </w:r>
+      <w:r>
+        <w:rPr>
+          <w:b/>
+        </w:rPr>
+        <w:t>input</w:t>
+      </w:r>
+      <w:r>
+        <w:rPr>
+          <w:b w:val="0"/>
+        </w:rPr>
+        <w:t>.</w:t>
+      </w:r>
+    </w:p>
+    <w:p>
+      <w:pPr>
+        <w:spacing w:line="336" w:lineRule="auto" w:after="180"/>
+        <w:shd w:fill="F4F9FC"/>
+      </w:pPr>
+      <w:r>
+        <w:rPr>
+          <w:b w:val="0"/>
+        </w:rPr>
+        <w:t xml:space="preserve">3. We can decide the result without examining the changed </w:t>
+      </w:r>
+      <w:r>
+        <w:rPr>
+          <w:b/>
+        </w:rPr>
+        <w:t>input</w:t>
+      </w:r>
+      <w:r>
+        <w:rPr>
+          <w:b w:val="0"/>
+        </w:rPr>
+        <w:t xml:space="preserve"> or the procedure.</w:t>
       </w:r>
     </w:p>
     <w:p>
@@ -4759,36 +7318,154 @@
       </w:r>
     </w:p>
     <w:p>
-      <w:r>
+      <w:pPr>
+        <w:pStyle w:val="Heading3"/>
+      </w:pPr>
+      <w:r>
+        <w:t>Hint · try first</w:t>
+      </w:r>
+    </w:p>
+    <w:p>
+      <w:pPr>
+        <w:spacing w:line="336" w:lineRule="auto" w:after="180"/>
+        <w:shd w:fill="F1F6F8"/>
+      </w:pPr>
+      <w:r>
+        <w:rPr>
+          <w:b w:val="0"/>
+        </w:rPr>
         <w:t>Hint if needed: Use the changed condition and the deciding step in the pictorial trace. The answer must say what follows from those facts.</w:t>
       </w:r>
     </w:p>
     <w:p>
-      <w:r>
-        <w:t>After your attempt, compare with the supported explanation: D becomes ineligible, so A wins with score 2. The strict excess over the 90-page maximum changes filtering before ranking.</w:t>
-      </w:r>
-    </w:p>
-    <w:p>
       <w:pPr>
         <w:pStyle w:val="Heading3"/>
       </w:pPr>
       <w:r>
+        <w:t>Feedback · compare after trying</w:t>
+      </w:r>
+    </w:p>
+    <w:p>
+      <w:pPr>
+        <w:spacing w:line="336" w:lineRule="auto" w:after="180"/>
+        <w:shd w:fill="F1F6FC"/>
+      </w:pPr>
+      <w:r>
+        <w:rPr>
+          <w:b w:val="0"/>
+        </w:rPr>
+        <w:t xml:space="preserve">After your attempt, compare with the supported </w:t>
+      </w:r>
+      <w:r>
+        <w:rPr>
+          <w:b/>
+        </w:rPr>
+        <w:t>explanation</w:t>
+      </w:r>
+      <w:r>
+        <w:rPr>
+          <w:b w:val="0"/>
+        </w:rPr>
+        <w:t>: D becomes ineligible, so A wins with score 2. The strict excess over the 90-page maximum changes filtering before ranking.</w:t>
+      </w:r>
+    </w:p>
+    <w:p>
+      <w:pPr>
+        <w:pStyle w:val="Heading3"/>
+      </w:pPr>
+      <w:r>
         <w:t>Repair a missing building block</w:t>
       </w:r>
     </w:p>
     <w:p>
-      <w:r>
+      <w:pPr>
+        <w:spacing w:line="336" w:lineRule="auto" w:after="180"/>
+      </w:pPr>
+      <w:r>
+        <w:rPr>
+          <w:b w:val="0"/>
+        </w:rPr>
         <w:t>Review Project Problem and Success Test (ai-2/32). Goal: Define a small application purpose. Short practice: Write an equality test and explain which requirement it checks.. Return to this week and explain what you changed.</w:t>
       </w:r>
     </w:p>
     <w:p>
-      <w:r>
-        <w:t>Review Agents and Tools (ai-2/30). Goal: Explain the mechanism and terminology of state machines for bounded agents. Short practice: Can the assistant accept Trace B because its final state is done?. Return to this week and explain what you changed.</w:t>
-      </w:r>
-    </w:p>
-    <w:p>
-      <w:r>
-        <w:t>Review Predictive vs Generative (ai-2/27). Goal: Distinguish discriminative prediction from generation by inspecting the requested output. Short practice: Does matching the physical box in the changed table prove the generator measures boxes?. Return to this week and explain what you changed.</w:t>
+      <w:pPr>
+        <w:spacing w:line="336" w:lineRule="auto" w:after="180"/>
+      </w:pPr>
+      <w:r>
+        <w:rPr>
+          <w:b w:val="0"/>
+        </w:rPr>
+        <w:t xml:space="preserve">Review Agents and Tools (ai-2/30). Goal: Explain the </w:t>
+      </w:r>
+      <w:r>
+        <w:rPr>
+          <w:b/>
+        </w:rPr>
+        <w:t>mechanism</w:t>
+      </w:r>
+      <w:r>
+        <w:rPr>
+          <w:b w:val="0"/>
+        </w:rPr>
+        <w:t xml:space="preserve"> and terminology of state machines for bounded agents. Short practice: Can the assistant accept Trace B because its final state is done?.</w:t>
+      </w:r>
+    </w:p>
+    <w:p>
+      <w:pPr>
+        <w:spacing w:line="336" w:lineRule="auto" w:after="180"/>
+      </w:pPr>
+      <w:r>
+        <w:rPr>
+          <w:b w:val="0"/>
+        </w:rPr>
+        <w:t>Return to this week and explain what you changed.</w:t>
+      </w:r>
+    </w:p>
+    <w:p>
+      <w:pPr>
+        <w:spacing w:line="336" w:lineRule="auto" w:after="180"/>
+      </w:pPr>
+      <w:r>
+        <w:rPr>
+          <w:b w:val="0"/>
+        </w:rPr>
+        <w:t xml:space="preserve">Review Predictive vs Generative (ai-2/27). Goal: Distinguish discriminative </w:t>
+      </w:r>
+      <w:r>
+        <w:rPr>
+          <w:b/>
+        </w:rPr>
+        <w:t>prediction</w:t>
+      </w:r>
+      <w:r>
+        <w:rPr>
+          <w:b w:val="0"/>
+        </w:rPr>
+        <w:t xml:space="preserve"> from generation by inspecting the requested </w:t>
+      </w:r>
+      <w:r>
+        <w:rPr>
+          <w:b/>
+        </w:rPr>
+        <w:t>output</w:t>
+      </w:r>
+      <w:r>
+        <w:rPr>
+          <w:b w:val="0"/>
+        </w:rPr>
+        <w:t>.</w:t>
+      </w:r>
+    </w:p>
+    <w:p>
+      <w:pPr>
+        <w:spacing w:line="336" w:lineRule="auto" w:after="180"/>
+      </w:pPr>
+      <w:r>
+        <w:rPr>
+          <w:b w:val="0"/>
+        </w:rPr>
+        <w:t>Short practice: Does matching the physical box in the changed table prove the generator measures boxes?. Return to this week and explain what you changed.</w:t>
       </w:r>
     </w:p>
     <w:p>
@@ -4800,8 +7477,61 @@
       </w:r>
     </w:p>
     <w:p>
-      <w:r>
-        <w:t>The browser lab lets you edit the supported Python examples already included in this lesson. Predict first, run, inspect the actual output or error, change one input, then run again. Keep code, predictions, actual results and a reasoned revision together. On paper, label your result as a trace rather than an execution.</w:t>
+      <w:pPr>
+        <w:spacing w:line="336" w:lineRule="auto" w:after="180"/>
+      </w:pPr>
+      <w:r>
+        <w:rPr>
+          <w:b w:val="0"/>
+        </w:rPr>
+        <w:t xml:space="preserve">The browser lab lets you edit the supported Python examples already included in this lesson. Predict first, run, inspect the actual </w:t>
+      </w:r>
+      <w:r>
+        <w:rPr>
+          <w:b/>
+        </w:rPr>
+        <w:t>output</w:t>
+      </w:r>
+      <w:r>
+        <w:rPr>
+          <w:b w:val="0"/>
+        </w:rPr>
+        <w:t xml:space="preserve"> or error, change one </w:t>
+      </w:r>
+      <w:r>
+        <w:rPr>
+          <w:b/>
+        </w:rPr>
+        <w:t>input</w:t>
+      </w:r>
+      <w:r>
+        <w:rPr>
+          <w:b w:val="0"/>
+        </w:rPr>
+        <w:t>, then run again.</w:t>
+      </w:r>
+    </w:p>
+    <w:p>
+      <w:pPr>
+        <w:spacing w:line="336" w:lineRule="auto" w:after="180"/>
+      </w:pPr>
+      <w:r>
+        <w:rPr>
+          <w:b w:val="0"/>
+        </w:rPr>
+        <w:t xml:space="preserve">Keep code, </w:t>
+      </w:r>
+      <w:r>
+        <w:rPr>
+          <w:b/>
+        </w:rPr>
+        <w:t>prediction</w:t>
+      </w:r>
+      <w:r>
+        <w:rPr>
+          <w:b w:val="0"/>
+        </w:rPr>
+        <w:t>s, actual results and a reasoned revision together. On paper, label your result as a trace rather than an execution.</w:t>
       </w:r>
     </w:p>
     <w:p>
@@ -4813,8 +7543,650 @@
       </w:r>
     </w:p>
     <w:p>
-      <w:r>
-        <w:t>Use Download completed work in the hosted lesson to export your answers, reflections, practice feedback and code-run evidence. Open the HTML copy to read or print it. Drafts stay in this browser when storage is available; clear drafts on a shared device.</w:t>
+      <w:pPr>
+        <w:spacing w:line="336" w:lineRule="auto" w:after="180"/>
+      </w:pPr>
+      <w:r>
+        <w:rPr>
+          <w:b w:val="0"/>
+        </w:rPr>
+        <w:t xml:space="preserve">Use Download completed work in the hosted lesson to export your answers, reflections, practice feedback and code-run </w:t>
+      </w:r>
+      <w:r>
+        <w:rPr>
+          <w:b/>
+        </w:rPr>
+        <w:t>evidence</w:t>
+      </w:r>
+      <w:r>
+        <w:rPr>
+          <w:b w:val="0"/>
+        </w:rPr>
+        <w:t>. Open the HTML copy to read or print it.</w:t>
+      </w:r>
+    </w:p>
+    <w:p>
+      <w:pPr>
+        <w:spacing w:line="336" w:lineRule="auto" w:after="180"/>
+      </w:pPr>
+      <w:r>
+        <w:rPr>
+          <w:b w:val="0"/>
+        </w:rPr>
+        <w:t>Drafts stay in this browser when storage is available; clear drafts on a shared device.</w:t>
+      </w:r>
+    </w:p>
+    <w:p>
+      <w:pPr>
+        <w:pStyle w:val="Heading1"/>
+      </w:pPr>
+      <w:r>
+        <w:t>18. Visual concept journey</w:t>
+      </w:r>
+    </w:p>
+    <w:p>
+      <w:r>
+        <w:t>Explain each Build the Recommender graphic using its labels, deciding evidence and relevant limitation.</w:t>
+      </w:r>
+    </w:p>
+    <w:p>
+      <w:pPr>
+        <w:pStyle w:val="Heading3"/>
+      </w:pPr>
+      <w:r>
+        <w:t>01. Build the Recommender: the case</w:t>
+      </w:r>
+    </w:p>
+    <w:p>
+      <w:r>
+        <w:drawing>
+          <wp:inline xmlns:a="http://schemas.openxmlformats.org/drawingml/2006/main" xmlns:pic="http://schemas.openxmlformats.org/drawingml/2006/picture">
+            <wp:extent cx="5486400" cy="2990088"/>
+            <wp:docPr id="23" name="Picture 23" descr="A fictional book chooser filters a request before comparing preference scores. Supplied facts: Request: animal subject, at most 90 pages. Score 2 for illustrated and 1 for comic. Tie chooses smaller ID. A animal90 illustrated prose; B animal70 plain comic; C space60 illustrated comic; D animal80 illustrated comic."/>
+            <wp:cNvGraphicFramePr>
+              <a:graphicFrameLocks noChangeAspect="1"/>
+            </wp:cNvGraphicFramePr>
+            <a:graphic>
+              <a:graphicData uri="http://schemas.openxmlformats.org/drawingml/2006/picture">
+                <pic:pic>
+                  <pic:nvPicPr>
+                    <pic:cNvPr id="0" name="academy-story-ai-2-33-01.png"/>
+                    <pic:cNvPicPr/>
+                  </pic:nvPicPr>
+                  <pic:blipFill>
+                    <a:blip r:embed="rId30"/>
+                    <a:stretch>
+                      <a:fillRect/>
+                    </a:stretch>
+                  </pic:blipFill>
+                  <pic:spPr>
+                    <a:xfrm>
+                      <a:off x="0" y="0"/>
+                      <a:ext cx="5486400" cy="2990088"/>
+                    </a:xfrm>
+                    <a:prstGeom prst="rect"/>
+                  </pic:spPr>
+                </pic:pic>
+              </a:graphicData>
+            </a:graphic>
+          </wp:inline>
+        </w:drawing>
+      </w:r>
+    </w:p>
+    <w:p>
+      <w:pPr>
+        <w:spacing w:line="336" w:lineRule="auto" w:after="180"/>
+      </w:pPr>
+      <w:r>
+        <w:rPr>
+          <w:b w:val="0"/>
+        </w:rPr>
+        <w:t>A fictional book chooser filters a request before comparing preference scores. Supplied facts: Request: animal subject, at most 90 pages. Score 2 for illustrated and 1 for comic. Tie chooses smaller ID.</w:t>
+      </w:r>
+    </w:p>
+    <w:p>
+      <w:pPr>
+        <w:spacing w:line="336" w:lineRule="auto" w:after="180"/>
+      </w:pPr>
+      <w:r>
+        <w:rPr>
+          <w:b w:val="0"/>
+        </w:rPr>
+        <w:t>A animal90 illustrated prose; B animal70 plain comic; C space60 illustrated comic; D animal80 illustrated comic.</w:t>
+      </w:r>
+    </w:p>
+    <w:p>
+      <w:pPr>
+        <w:spacing w:line="336" w:lineRule="auto" w:after="180"/>
+        <w:shd w:fill="F5F1FB"/>
+      </w:pPr>
+      <w:r>
+        <w:rPr>
+          <w:b w:val="0"/>
+        </w:rPr>
+        <w:t>Point to the given fact that matters most. Explain why it matters.</w:t>
+      </w:r>
+    </w:p>
+    <w:p>
+      <w:pPr>
+        <w:pStyle w:val="Heading3"/>
+      </w:pPr>
+      <w:r>
+        <w:t>02. Follow the deciding steps</w:t>
+      </w:r>
+    </w:p>
+    <w:p>
+      <w:r>
+        <w:drawing>
+          <wp:inline xmlns:a="http://schemas.openxmlformats.org/drawingml/2006/main" xmlns:pic="http://schemas.openxmlformats.org/drawingml/2006/picture">
+            <wp:extent cx="5486400" cy="4005072"/>
+            <wp:docPr id="24" name="Picture 24" descr="Filter: A,B,D meet subject and page requirements; C fails subject. → Compute scores: A=2; B=1; D=3. → Choose best: Return D with both preference matches recorded. → Deterministic output: Reordering the input rows must not change D’s unique winning score."/>
+            <wp:cNvGraphicFramePr>
+              <a:graphicFrameLocks noChangeAspect="1"/>
+            </wp:cNvGraphicFramePr>
+            <a:graphic>
+              <a:graphicData uri="http://schemas.openxmlformats.org/drawingml/2006/picture">
+                <pic:pic>
+                  <pic:nvPicPr>
+                    <pic:cNvPr id="0" name="academy-story-ai-2-33-02.png"/>
+                    <pic:cNvPicPr/>
+                  </pic:nvPicPr>
+                  <pic:blipFill>
+                    <a:blip r:embed="rId31"/>
+                    <a:stretch>
+                      <a:fillRect/>
+                    </a:stretch>
+                  </pic:blipFill>
+                  <pic:spPr>
+                    <a:xfrm>
+                      <a:off x="0" y="0"/>
+                      <a:ext cx="5486400" cy="4005072"/>
+                    </a:xfrm>
+                    <a:prstGeom prst="rect"/>
+                  </pic:spPr>
+                </pic:pic>
+              </a:graphicData>
+            </a:graphic>
+          </wp:inline>
+        </w:drawing>
+      </w:r>
+    </w:p>
+    <w:p>
+      <w:pPr>
+        <w:spacing w:line="336" w:lineRule="auto" w:after="180"/>
+      </w:pPr>
+      <w:r>
+        <w:rPr>
+          <w:b w:val="0"/>
+        </w:rPr>
+        <w:t xml:space="preserve">Filter: A,B,D meet subject and page requirements; C fails subject. → Compute scores: A=2; B=1; D=3. → Choose best: Return D with both preference matches recorded. → </w:t>
+      </w:r>
+      <w:r>
+        <w:rPr>
+          <w:b/>
+        </w:rPr>
+        <w:t>Deterministic</w:t>
+      </w:r>
+      <w:r>
+        <w:rPr>
+          <w:b w:val="0"/>
+        </w:rPr>
+        <w:t xml:space="preserve"> </w:t>
+      </w:r>
+      <w:r>
+        <w:rPr>
+          <w:b/>
+        </w:rPr>
+        <w:t>output</w:t>
+      </w:r>
+      <w:r>
+        <w:rPr>
+          <w:b w:val="0"/>
+        </w:rPr>
+        <w:t xml:space="preserve">: Reordering the </w:t>
+      </w:r>
+      <w:r>
+        <w:rPr>
+          <w:b/>
+        </w:rPr>
+        <w:t>input</w:t>
+      </w:r>
+      <w:r>
+        <w:rPr>
+          <w:b w:val="0"/>
+        </w:rPr>
+        <w:t xml:space="preserve"> rows must not change D’s unique winning score.</w:t>
+      </w:r>
+    </w:p>
+    <w:p>
+      <w:pPr>
+        <w:spacing w:line="336" w:lineRule="auto" w:after="180"/>
+        <w:shd w:fill="F5F1FB"/>
+      </w:pPr>
+      <w:r>
+        <w:rPr>
+          <w:b w:val="0"/>
+        </w:rPr>
+        <w:t xml:space="preserve">Point to each numbered </w:t>
+      </w:r>
+      <w:r>
+        <w:rPr>
+          <w:b/>
+        </w:rPr>
+        <w:t>stage</w:t>
+      </w:r>
+      <w:r>
+        <w:rPr>
+          <w:b w:val="0"/>
+        </w:rPr>
+        <w:t xml:space="preserve"> and explain which recorded </w:t>
+      </w:r>
+      <w:r>
+        <w:rPr>
+          <w:b/>
+        </w:rPr>
+        <w:t>input</w:t>
+      </w:r>
+      <w:r>
+        <w:rPr>
+          <w:b w:val="0"/>
+        </w:rPr>
+        <w:t xml:space="preserve"> it uses.</w:t>
+      </w:r>
+    </w:p>
+    <w:p>
+      <w:pPr>
+        <w:pStyle w:val="Heading3"/>
+      </w:pPr>
+      <w:r>
+        <w:t>03. Filtering before scoring</w:t>
+      </w:r>
+    </w:p>
+    <w:p>
+      <w:r>
+        <w:drawing>
+          <wp:inline xmlns:a="http://schemas.openxmlformats.org/drawingml/2006/main" xmlns:pic="http://schemas.openxmlformats.org/drawingml/2006/picture">
+            <wp:extent cx="5486400" cy="3938016"/>
+            <wp:docPr id="25" name="Picture 25" descr="Filtering before scoring. A: Pages = 90, Preference score = 2, Status = eligible. B: Pages = 70, Preference score = 1, Status = eligible. C: Pages = 60, Preference score = 3, Status = subject fails. D: Pages = 80, Preference score = 3, Status = eligible."/>
+            <wp:cNvGraphicFramePr>
+              <a:graphicFrameLocks noChangeAspect="1"/>
+            </wp:cNvGraphicFramePr>
+            <a:graphic>
+              <a:graphicData uri="http://schemas.openxmlformats.org/drawingml/2006/picture">
+                <pic:pic>
+                  <pic:nvPicPr>
+                    <pic:cNvPr id="0" name="academy-story-ai-2-33-03.png"/>
+                    <pic:cNvPicPr/>
+                  </pic:nvPicPr>
+                  <pic:blipFill>
+                    <a:blip r:embed="rId32"/>
+                    <a:stretch>
+                      <a:fillRect/>
+                    </a:stretch>
+                  </pic:blipFill>
+                  <pic:spPr>
+                    <a:xfrm>
+                      <a:off x="0" y="0"/>
+                      <a:ext cx="5486400" cy="3938016"/>
+                    </a:xfrm>
+                    <a:prstGeom prst="rect"/>
+                  </pic:spPr>
+                </pic:pic>
+              </a:graphicData>
+            </a:graphic>
+          </wp:inline>
+        </w:drawing>
+      </w:r>
+    </w:p>
+    <w:p>
+      <w:pPr>
+        <w:spacing w:line="336" w:lineRule="auto" w:after="180"/>
+      </w:pPr>
+      <w:r>
+        <w:rPr>
+          <w:b w:val="0"/>
+        </w:rPr>
+        <w:t>Filtering before scoring. A: Pages = 90, Preference score = 2, Status = eligible. B: Pages = 70, Preference score = 1, Status = eligible. C: Pages = 60, Preference score = 3, Status = subject fails.</w:t>
+      </w:r>
+    </w:p>
+    <w:p>
+      <w:pPr>
+        <w:spacing w:line="336" w:lineRule="auto" w:after="180"/>
+      </w:pPr>
+      <w:r>
+        <w:rPr>
+          <w:b w:val="0"/>
+        </w:rPr>
+        <w:t>D: Pages = 80, Preference score = 3, Status = eligible.</w:t>
+      </w:r>
+    </w:p>
+    <w:p>
+      <w:pPr>
+        <w:spacing w:line="336" w:lineRule="auto" w:after="180"/>
+        <w:shd w:fill="F5F1FB"/>
+      </w:pPr>
+      <w:r>
+        <w:rPr>
+          <w:b w:val="0"/>
+        </w:rPr>
+        <w:t>Read the labels and values. Explain the relationship the model shows.</w:t>
+      </w:r>
+    </w:p>
+    <w:p>
+      <w:pPr>
+        <w:pStyle w:val="Heading3"/>
+      </w:pPr>
+      <w:r>
+        <w:t>04. Change one thing. Trace what follows.</w:t>
+      </w:r>
+    </w:p>
+    <w:p>
+      <w:r>
+        <w:drawing>
+          <wp:inline xmlns:a="http://schemas.openxmlformats.org/drawingml/2006/main" xmlns:pic="http://schemas.openxmlformats.org/drawingml/2006/picture">
+            <wp:extent cx="5486400" cy="3026664"/>
+            <wp:docPr id="26" name="Picture 26" descr="Original case: Reordering the input rows must not change D’s unique winning score. Changed condition: Change D’s pages to 91, leaving every other field unchanged. Expected result: D becomes ineligible, so A wins with score 2. Reason: The strict excess over the 90-page maximum changes filtering before ranking."/>
+            <wp:cNvGraphicFramePr>
+              <a:graphicFrameLocks noChangeAspect="1"/>
+            </wp:cNvGraphicFramePr>
+            <a:graphic>
+              <a:graphicData uri="http://schemas.openxmlformats.org/drawingml/2006/picture">
+                <pic:pic>
+                  <pic:nvPicPr>
+                    <pic:cNvPr id="0" name="academy-story-ai-2-33-04.png"/>
+                    <pic:cNvPicPr/>
+                  </pic:nvPicPr>
+                  <pic:blipFill>
+                    <a:blip r:embed="rId33"/>
+                    <a:stretch>
+                      <a:fillRect/>
+                    </a:stretch>
+                  </pic:blipFill>
+                  <pic:spPr>
+                    <a:xfrm>
+                      <a:off x="0" y="0"/>
+                      <a:ext cx="5486400" cy="3026664"/>
+                    </a:xfrm>
+                    <a:prstGeom prst="rect"/>
+                  </pic:spPr>
+                </pic:pic>
+              </a:graphicData>
+            </a:graphic>
+          </wp:inline>
+        </w:drawing>
+      </w:r>
+    </w:p>
+    <w:p>
+      <w:pPr>
+        <w:spacing w:line="336" w:lineRule="auto" w:after="180"/>
+      </w:pPr>
+      <w:r>
+        <w:rPr>
+          <w:b w:val="0"/>
+        </w:rPr>
+        <w:t xml:space="preserve">Original case: Reordering the </w:t>
+      </w:r>
+      <w:r>
+        <w:rPr>
+          <w:b/>
+        </w:rPr>
+        <w:t>input</w:t>
+      </w:r>
+      <w:r>
+        <w:rPr>
+          <w:b w:val="0"/>
+        </w:rPr>
+        <w:t xml:space="preserve"> rows must not change D’s unique winning score. Changed condition: Change D’s pages to 91, leaving every other field unchanged. Expected result: D becomes ineligible, so A wins with score 2.</w:t>
+      </w:r>
+    </w:p>
+    <w:p>
+      <w:pPr>
+        <w:spacing w:line="336" w:lineRule="auto" w:after="180"/>
+      </w:pPr>
+      <w:r>
+        <w:rPr>
+          <w:b w:val="0"/>
+        </w:rPr>
+        <w:t>Reason: The strict excess over the 90-page maximum changes filtering before ranking.</w:t>
+      </w:r>
+    </w:p>
+    <w:p>
+      <w:pPr>
+        <w:spacing w:line="336" w:lineRule="auto" w:after="180"/>
+        <w:shd w:fill="F5F1FB"/>
+      </w:pPr>
+      <w:r>
+        <w:rPr>
+          <w:b w:val="0"/>
+        </w:rPr>
+        <w:t>Predict before checking the worked changed-case result. Name what changed and what the supplied facts allow you to conclude.</w:t>
+      </w:r>
+    </w:p>
+    <w:p>
+      <w:pPr>
+        <w:pStyle w:val="Heading3"/>
+      </w:pPr>
+      <w:r>
+        <w:t>05. Connect the explanation to its limit</w:t>
+      </w:r>
+    </w:p>
+    <w:p>
+      <w:r>
+        <w:drawing>
+          <wp:inline xmlns:a="http://schemas.openxmlformats.org/drawingml/2006/main" xmlns:pic="http://schemas.openxmlformats.org/drawingml/2006/picture">
+            <wp:extent cx="5486400" cy="2834640"/>
+            <wp:docPr id="27" name="Picture 27" descr="Eligibility and ranking answer different questions. C has a high preference score but is not an animal book, so it must stay excluded. The implementation needs a no-match result and explicit tie policy even when this example has a unique winner. Save rejected reasons for an explanation, not just the final ID. Limit: Toy preference weights do not imply shorter or illustrated books are universally better for all learners."/>
+            <wp:cNvGraphicFramePr>
+              <a:graphicFrameLocks noChangeAspect="1"/>
+            </wp:cNvGraphicFramePr>
+            <a:graphic>
+              <a:graphicData uri="http://schemas.openxmlformats.org/drawingml/2006/picture">
+                <pic:pic>
+                  <pic:nvPicPr>
+                    <pic:cNvPr id="0" name="academy-story-ai-2-33-05.png"/>
+                    <pic:cNvPicPr/>
+                  </pic:nvPicPr>
+                  <pic:blipFill>
+                    <a:blip r:embed="rId34"/>
+                    <a:stretch>
+                      <a:fillRect/>
+                    </a:stretch>
+                  </pic:blipFill>
+                  <pic:spPr>
+                    <a:xfrm>
+                      <a:off x="0" y="0"/>
+                      <a:ext cx="5486400" cy="2834640"/>
+                    </a:xfrm>
+                    <a:prstGeom prst="rect"/>
+                  </pic:spPr>
+                </pic:pic>
+              </a:graphicData>
+            </a:graphic>
+          </wp:inline>
+        </w:drawing>
+      </w:r>
+    </w:p>
+    <w:p>
+      <w:pPr>
+        <w:spacing w:line="336" w:lineRule="auto" w:after="180"/>
+      </w:pPr>
+      <w:r>
+        <w:rPr>
+          <w:b w:val="0"/>
+        </w:rPr>
+        <w:t>Eligibility and ranking answer different questions. C has a high preference score but is not an animal book, so it must stay excluded.</w:t>
+      </w:r>
+    </w:p>
+    <w:p>
+      <w:pPr>
+        <w:spacing w:line="336" w:lineRule="auto" w:after="180"/>
+      </w:pPr>
+      <w:r>
+        <w:rPr>
+          <w:b w:val="0"/>
+        </w:rPr>
+        <w:t xml:space="preserve">The implementation needs a no-match result and explicit tie policy even when this example has a unique winner. Save rejected reasons for an </w:t>
+      </w:r>
+      <w:r>
+        <w:rPr>
+          <w:b/>
+        </w:rPr>
+        <w:t>explanation</w:t>
+      </w:r>
+      <w:r>
+        <w:rPr>
+          <w:b w:val="0"/>
+        </w:rPr>
+        <w:t>, not just the final ID.</w:t>
+      </w:r>
+    </w:p>
+    <w:p>
+      <w:pPr>
+        <w:spacing w:line="336" w:lineRule="auto" w:after="180"/>
+      </w:pPr>
+      <w:r>
+        <w:rPr>
+          <w:b w:val="0"/>
+        </w:rPr>
+        <w:t>Limit: Toy preference weights do not imply shorter or illustrated books are universally better for all learners.</w:t>
+      </w:r>
+    </w:p>
+    <w:p>
+      <w:pPr>
+        <w:spacing w:line="336" w:lineRule="auto" w:after="180"/>
+        <w:shd w:fill="F5F1FB"/>
+      </w:pPr>
+      <w:r>
+        <w:rPr>
+          <w:b w:val="0"/>
+        </w:rPr>
+        <w:t>Explain the case, then point to a limit on the claim.</w:t>
+      </w:r>
+    </w:p>
+    <w:p>
+      <w:pPr>
+        <w:pStyle w:val="Heading3"/>
+      </w:pPr>
+      <w:r>
+        <w:t>06. Make the idea visible in your project</w:t>
+      </w:r>
+    </w:p>
+    <w:p>
+      <w:r>
+        <w:drawing>
+          <wp:inline xmlns:a="http://schemas.openxmlformats.org/drawingml/2006/main" xmlns:pic="http://schemas.openxmlformats.org/drawingml/2006/picture">
+            <wp:extent cx="5486400" cy="3380232"/>
+            <wp:docPr id="28" name="Picture 28" descr="Save the recommender code, contract and this full trace; test the same records in different input orders. Draw your input, deciding step, result and limit. Supported question: Explain why B does not win after D is excluded even though it has fewer pages."/>
+            <wp:cNvGraphicFramePr>
+              <a:graphicFrameLocks noChangeAspect="1"/>
+            </wp:cNvGraphicFramePr>
+            <a:graphic>
+              <a:graphicData uri="http://schemas.openxmlformats.org/drawingml/2006/picture">
+                <pic:pic>
+                  <pic:nvPicPr>
+                    <pic:cNvPr id="0" name="academy-story-ai-2-33-06.png"/>
+                    <pic:cNvPicPr/>
+                  </pic:nvPicPr>
+                  <pic:blipFill>
+                    <a:blip r:embed="rId35"/>
+                    <a:stretch>
+                      <a:fillRect/>
+                    </a:stretch>
+                  </pic:blipFill>
+                  <pic:spPr>
+                    <a:xfrm>
+                      <a:off x="0" y="0"/>
+                      <a:ext cx="5486400" cy="3380232"/>
+                    </a:xfrm>
+                    <a:prstGeom prst="rect"/>
+                  </pic:spPr>
+                </pic:pic>
+              </a:graphicData>
+            </a:graphic>
+          </wp:inline>
+        </w:drawing>
+      </w:r>
+    </w:p>
+    <w:p>
+      <w:pPr>
+        <w:spacing w:line="336" w:lineRule="auto" w:after="180"/>
+      </w:pPr>
+      <w:r>
+        <w:rPr>
+          <w:b w:val="0"/>
+        </w:rPr>
+        <w:t xml:space="preserve">Save the </w:t>
+      </w:r>
+      <w:r>
+        <w:rPr>
+          <w:b/>
+        </w:rPr>
+        <w:t>recommender</w:t>
+      </w:r>
+      <w:r>
+        <w:rPr>
+          <w:b w:val="0"/>
+        </w:rPr>
+        <w:t xml:space="preserve"> code, contract and this full trace; test the same records in different </w:t>
+      </w:r>
+      <w:r>
+        <w:rPr>
+          <w:b/>
+        </w:rPr>
+        <w:t>input</w:t>
+      </w:r>
+      <w:r>
+        <w:rPr>
+          <w:b w:val="0"/>
+        </w:rPr>
+        <w:t xml:space="preserve"> orders. Draw your </w:t>
+      </w:r>
+      <w:r>
+        <w:rPr>
+          <w:b/>
+        </w:rPr>
+        <w:t>input</w:t>
+      </w:r>
+      <w:r>
+        <w:rPr>
+          <w:b w:val="0"/>
+        </w:rPr>
+        <w:t>, deciding step, result and limit.</w:t>
+      </w:r>
+    </w:p>
+    <w:p>
+      <w:pPr>
+        <w:spacing w:line="336" w:lineRule="auto" w:after="180"/>
+      </w:pPr>
+      <w:r>
+        <w:rPr>
+          <w:b w:val="0"/>
+        </w:rPr>
+        <w:t>Supported question: Explain why B does not win after D is excluded even though it has fewer pages.</w:t>
+      </w:r>
+    </w:p>
+    <w:p>
+      <w:pPr>
+        <w:spacing w:line="336" w:lineRule="auto" w:after="180"/>
+        <w:shd w:fill="F5F1FB"/>
+      </w:pPr>
+      <w:r>
+        <w:rPr>
+          <w:b w:val="0"/>
+        </w:rPr>
+        <w:t xml:space="preserve">Draw your project trace and justify the deciding step using </w:t>
+      </w:r>
+      <w:r>
+        <w:rPr>
+          <w:b/>
+        </w:rPr>
+        <w:t>evidence</w:t>
+      </w:r>
+      <w:r>
+        <w:rPr>
+          <w:b w:val="0"/>
+        </w:rPr>
+        <w:t>.</w:t>
       </w:r>
     </w:p>
     <w:sectPr>
